--- a/작업일지/졸업작품 작업일지 - 20+22주차.docx
+++ b/작업일지/졸업작품 작업일지 - 20+22주차.docx
@@ -91,8 +91,18 @@
                 <w:b/>
                 <w:sz w:val="18"/>
               </w:rPr>
-              <w:t>2020180033 장명운</w:t>
-            </w:r>
+              <w:t xml:space="preserve">2020180033 </w:t>
+            </w:r>
+            <w:proofErr w:type="spellStart"/>
+            <w:r>
+              <w:rPr>
+                <w:rFonts w:hint="eastAsia"/>
+                <w:b/>
+                <w:sz w:val="18"/>
+              </w:rPr>
+              <w:t>장명운</w:t>
+            </w:r>
+            <w:proofErr w:type="spellEnd"/>
           </w:p>
           <w:p>
             <w:pPr>
@@ -179,6 +189,7 @@
                 <w:sz w:val="22"/>
               </w:rPr>
             </w:pPr>
+            <w:proofErr w:type="spellStart"/>
             <w:r>
               <w:rPr>
                 <w:rFonts w:hint="eastAsia"/>
@@ -187,6 +198,7 @@
               </w:rPr>
               <w:t>팀명</w:t>
             </w:r>
+            <w:proofErr w:type="spellEnd"/>
           </w:p>
         </w:tc>
         <w:tc>
@@ -452,16 +464,24 @@
             <w:pPr>
               <w:jc w:val="left"/>
               <w:rPr>
-                <w:rFonts w:hint="eastAsia"/>
-                <w:b/>
-              </w:rPr>
-            </w:pPr>
-            <w:r>
-              <w:rPr>
-                <w:rFonts w:hint="eastAsia"/>
-                <w:b/>
-              </w:rPr>
-              <w:t xml:space="preserve">장명운: </w:t>
+                <w:b/>
+              </w:rPr>
+            </w:pPr>
+            <w:proofErr w:type="spellStart"/>
+            <w:r>
+              <w:rPr>
+                <w:rFonts w:hint="eastAsia"/>
+                <w:b/>
+              </w:rPr>
+              <w:t>장명운</w:t>
+            </w:r>
+            <w:proofErr w:type="spellEnd"/>
+            <w:r>
+              <w:rPr>
+                <w:rFonts w:hint="eastAsia"/>
+                <w:b/>
+              </w:rPr>
+              <w:t xml:space="preserve">: </w:t>
             </w:r>
             <w:r>
               <w:rPr>
@@ -512,6 +532,15 @@
                 <w:szCs w:val="20"/>
               </w:rPr>
               <w:t>이종진:</w:t>
+            </w:r>
+            <w:r>
+              <w:rPr>
+                <w:rFonts w:hint="eastAsia"/>
+                <w:b/>
+                <w:bCs/>
+                <w:szCs w:val="20"/>
+              </w:rPr>
+              <w:t xml:space="preserve"> particle system 기능 구현</w:t>
             </w:r>
           </w:p>
         </w:tc>
@@ -549,13 +578,23 @@
           <w:szCs w:val="32"/>
         </w:rPr>
       </w:pPr>
+      <w:proofErr w:type="spellStart"/>
       <w:r>
         <w:rPr>
           <w:rFonts w:hint="eastAsia"/>
           <w:sz w:val="28"/>
           <w:szCs w:val="32"/>
         </w:rPr>
-        <w:t>장명운:</w:t>
+        <w:t>장명운</w:t>
+      </w:r>
+      <w:proofErr w:type="spellEnd"/>
+      <w:r>
+        <w:rPr>
+          <w:rFonts w:hint="eastAsia"/>
+          <w:sz w:val="28"/>
+          <w:szCs w:val="32"/>
+        </w:rPr>
+        <w:t>:</w:t>
       </w:r>
     </w:p>
     <w:p>
@@ -623,7 +662,39 @@
           <w:rFonts w:hint="eastAsia"/>
           <w:sz w:val="22"/>
         </w:rPr>
-        <w:t>선택 하이라이팅 및 특정 LOD만 활성화하는 등의 gui 기능을 제공</w:t>
+        <w:t xml:space="preserve">선택 </w:t>
+      </w:r>
+      <w:proofErr w:type="spellStart"/>
+      <w:r>
+        <w:rPr>
+          <w:rFonts w:hint="eastAsia"/>
+          <w:sz w:val="22"/>
+        </w:rPr>
+        <w:t>하이라이팅</w:t>
+      </w:r>
+      <w:proofErr w:type="spellEnd"/>
+      <w:r>
+        <w:rPr>
+          <w:rFonts w:hint="eastAsia"/>
+          <w:sz w:val="22"/>
+        </w:rPr>
+        <w:t xml:space="preserve"> 및 특정 LOD만 활성화하는 등의 </w:t>
+      </w:r>
+      <w:proofErr w:type="spellStart"/>
+      <w:r>
+        <w:rPr>
+          <w:rFonts w:hint="eastAsia"/>
+          <w:sz w:val="22"/>
+        </w:rPr>
+        <w:t>gui</w:t>
+      </w:r>
+      <w:proofErr w:type="spellEnd"/>
+      <w:r>
+        <w:rPr>
+          <w:rFonts w:hint="eastAsia"/>
+          <w:sz w:val="22"/>
+        </w:rPr>
+        <w:t xml:space="preserve"> 기능을 제공</w:t>
       </w:r>
     </w:p>
     <w:p>
@@ -672,7 +743,23 @@
           <w:rFonts w:hint="eastAsia"/>
           <w:sz w:val="22"/>
         </w:rPr>
-        <w:t>본에 매핑시켜, 애니메이션과 연동되도록 함</w:t>
+        <w:t xml:space="preserve">본에 </w:t>
+      </w:r>
+      <w:proofErr w:type="spellStart"/>
+      <w:r>
+        <w:rPr>
+          <w:rFonts w:hint="eastAsia"/>
+          <w:sz w:val="22"/>
+        </w:rPr>
+        <w:t>매핑시켜</w:t>
+      </w:r>
+      <w:proofErr w:type="spellEnd"/>
+      <w:r>
+        <w:rPr>
+          <w:rFonts w:hint="eastAsia"/>
+          <w:sz w:val="22"/>
+        </w:rPr>
+        <w:t>, 애니메이션과 연동되도록 함</w:t>
       </w:r>
     </w:p>
     <w:p>
@@ -706,7 +793,6 @@
         <w:ind w:leftChars="0"/>
         <w:jc w:val="left"/>
         <w:rPr>
-          <w:rFonts w:hint="eastAsia"/>
           <w:sz w:val="22"/>
         </w:rPr>
       </w:pPr>
@@ -819,7 +905,23 @@
           <w:rFonts w:hint="eastAsia"/>
           <w:sz w:val="22"/>
         </w:rPr>
-        <w:t>사용된 디테일 텍스처들 .png로 bake해 추출,</w:t>
+        <w:t>사용된 디테일 텍스처들 .</w:t>
+      </w:r>
+      <w:proofErr w:type="spellStart"/>
+      <w:r>
+        <w:rPr>
+          <w:rFonts w:hint="eastAsia"/>
+          <w:sz w:val="22"/>
+        </w:rPr>
+        <w:t>png</w:t>
+      </w:r>
+      <w:proofErr w:type="spellEnd"/>
+      <w:r>
+        <w:rPr>
+          <w:rFonts w:hint="eastAsia"/>
+          <w:sz w:val="22"/>
+        </w:rPr>
+        <w:t>로 bake해 추출,</w:t>
       </w:r>
       <w:r>
         <w:rPr>
@@ -832,7 +934,23 @@
           <w:rFonts w:hint="eastAsia"/>
           <w:sz w:val="22"/>
         </w:rPr>
-        <w:t>height map 해상도와 지형 크기 및 텍스처 타일링 정보 등 메타 정보 파일 추출,</w:t>
+        <w:t xml:space="preserve">height map 해상도와 지형 크기 및 텍스처 </w:t>
+      </w:r>
+      <w:proofErr w:type="spellStart"/>
+      <w:r>
+        <w:rPr>
+          <w:rFonts w:hint="eastAsia"/>
+          <w:sz w:val="22"/>
+        </w:rPr>
+        <w:t>타일링</w:t>
+      </w:r>
+      <w:proofErr w:type="spellEnd"/>
+      <w:r>
+        <w:rPr>
+          <w:rFonts w:hint="eastAsia"/>
+          <w:sz w:val="22"/>
+        </w:rPr>
+        <w:t xml:space="preserve"> 정보 등 메타 정보 파일 추출,</w:t>
       </w:r>
       <w:r>
         <w:rPr>
@@ -866,7 +984,23 @@
           <w:rFonts w:hint="eastAsia"/>
           <w:sz w:val="22"/>
         </w:rPr>
-        <w:t>기존에는 RGBA 각 채널에 높이를 직접 인코딩해서 사용하고, 테셀레이션을 하는 등</w:t>
+        <w:t xml:space="preserve">기존에는 RGBA 각 채널에 높이를 직접 인코딩해서 사용하고, </w:t>
+      </w:r>
+      <w:proofErr w:type="spellStart"/>
+      <w:r>
+        <w:rPr>
+          <w:rFonts w:hint="eastAsia"/>
+          <w:sz w:val="22"/>
+        </w:rPr>
+        <w:t>테셀레이션을</w:t>
+      </w:r>
+      <w:proofErr w:type="spellEnd"/>
+      <w:r>
+        <w:rPr>
+          <w:rFonts w:hint="eastAsia"/>
+          <w:sz w:val="22"/>
+        </w:rPr>
+        <w:t xml:space="preserve"> 하는 등</w:t>
       </w:r>
       <w:r>
         <w:rPr>
@@ -903,12 +1037,21 @@
         </w:rPr>
         <w:br/>
       </w:r>
-      <w:r>
-        <w:rPr>
-          <w:rFonts w:hint="eastAsia"/>
-          <w:sz w:val="22"/>
-        </w:rPr>
-        <w:t>테셀레이션은 성능(매 프레임 메시 빌드) 및 퀄리티(popping 현상) 모두 애매해서</w:t>
+      <w:proofErr w:type="spellStart"/>
+      <w:r>
+        <w:rPr>
+          <w:rFonts w:hint="eastAsia"/>
+          <w:sz w:val="22"/>
+        </w:rPr>
+        <w:t>테셀레이션은</w:t>
+      </w:r>
+      <w:proofErr w:type="spellEnd"/>
+      <w:r>
+        <w:rPr>
+          <w:rFonts w:hint="eastAsia"/>
+          <w:sz w:val="22"/>
+        </w:rPr>
+        <w:t xml:space="preserve"> 성능(매 프레임 메시 빌드) 및 퀄리티(popping 현상) 모두 애매해서</w:t>
       </w:r>
       <w:r>
         <w:rPr>
@@ -934,7 +1077,6 @@
         <w:ind w:leftChars="0"/>
         <w:jc w:val="left"/>
         <w:rPr>
-          <w:rFonts w:hint="eastAsia"/>
           <w:sz w:val="22"/>
         </w:rPr>
       </w:pPr>
@@ -956,7 +1098,23 @@
           <w:rFonts w:hint="eastAsia"/>
           <w:sz w:val="22"/>
         </w:rPr>
-        <w:t>4개 레이어라면 각 레이어의 가중치 값이 splat map의 RGBA채널에 인코딩되어 있다.</w:t>
+        <w:t xml:space="preserve">4개 레이어라면 각 레이어의 가중치 값이 splat map의 RGBA채널에 </w:t>
+      </w:r>
+      <w:proofErr w:type="spellStart"/>
+      <w:r>
+        <w:rPr>
+          <w:rFonts w:hint="eastAsia"/>
+          <w:sz w:val="22"/>
+        </w:rPr>
+        <w:t>인코딩되어</w:t>
+      </w:r>
+      <w:proofErr w:type="spellEnd"/>
+      <w:r>
+        <w:rPr>
+          <w:rFonts w:hint="eastAsia"/>
+          <w:sz w:val="22"/>
+        </w:rPr>
+        <w:t xml:space="preserve"> 있다.</w:t>
       </w:r>
     </w:p>
     <w:p>
@@ -994,6 +1152,291 @@
         </w:rPr>
         <w:lastRenderedPageBreak/>
         <w:t>이종진:</w:t>
+      </w:r>
+    </w:p>
+    <w:p>
+      <w:pPr>
+        <w:jc w:val="left"/>
+        <w:rPr>
+          <w:sz w:val="24"/>
+          <w:szCs w:val="28"/>
+        </w:rPr>
+      </w:pPr>
+      <w:r>
+        <w:rPr>
+          <w:rFonts w:hint="eastAsia"/>
+          <w:b/>
+          <w:bCs/>
+          <w:sz w:val="24"/>
+          <w:szCs w:val="28"/>
+        </w:rPr>
+        <w:t>Main Branch에 적용된 부분</w:t>
+      </w:r>
+      <w:r>
+        <w:rPr>
+          <w:sz w:val="24"/>
+          <w:szCs w:val="28"/>
+        </w:rPr>
+        <w:br/>
+      </w:r>
+      <w:r>
+        <w:rPr>
+          <w:rFonts w:hint="eastAsia"/>
+          <w:sz w:val="24"/>
+          <w:szCs w:val="28"/>
+        </w:rPr>
+        <w:t xml:space="preserve">- </w:t>
+      </w:r>
+      <w:r>
+        <w:rPr>
+          <w:rFonts w:hint="eastAsia"/>
+          <w:sz w:val="24"/>
+          <w:szCs w:val="28"/>
+        </w:rPr>
+        <w:t xml:space="preserve">각 </w:t>
+      </w:r>
+      <w:proofErr w:type="spellStart"/>
+      <w:r>
+        <w:rPr>
+          <w:rFonts w:hint="eastAsia"/>
+          <w:sz w:val="24"/>
+          <w:szCs w:val="28"/>
+        </w:rPr>
+        <w:t>파티클이</w:t>
+      </w:r>
+      <w:proofErr w:type="spellEnd"/>
+      <w:r>
+        <w:rPr>
+          <w:rFonts w:hint="eastAsia"/>
+          <w:sz w:val="24"/>
+          <w:szCs w:val="28"/>
+        </w:rPr>
+        <w:t xml:space="preserve"> 중력/속도 계산으로 이동하며, lifetime이 끝나면 사라지게 구현.</w:t>
+      </w:r>
+    </w:p>
+    <w:p>
+      <w:pPr>
+        <w:jc w:val="left"/>
+        <w:rPr>
+          <w:sz w:val="24"/>
+          <w:szCs w:val="28"/>
+        </w:rPr>
+      </w:pPr>
+      <w:r>
+        <w:rPr>
+          <w:rFonts w:hint="eastAsia"/>
+          <w:sz w:val="24"/>
+          <w:szCs w:val="28"/>
+        </w:rPr>
+        <w:t xml:space="preserve">- </w:t>
+      </w:r>
+      <w:r>
+        <w:rPr>
+          <w:rFonts w:hint="eastAsia"/>
+          <w:sz w:val="24"/>
+          <w:szCs w:val="28"/>
+        </w:rPr>
+        <w:t>발사방향, 색상, 속도, 수명 등을 하나의 구조체(</w:t>
+      </w:r>
+      <w:proofErr w:type="spellStart"/>
+      <w:r>
+        <w:rPr>
+          <w:rFonts w:hint="eastAsia"/>
+          <w:sz w:val="24"/>
+          <w:szCs w:val="28"/>
+        </w:rPr>
+        <w:t>EmiterConfig</w:t>
+      </w:r>
+      <w:proofErr w:type="spellEnd"/>
+      <w:r>
+        <w:rPr>
+          <w:rFonts w:hint="eastAsia"/>
+          <w:sz w:val="24"/>
+          <w:szCs w:val="28"/>
+        </w:rPr>
+        <w:t>)로 제어.</w:t>
+      </w:r>
+    </w:p>
+    <w:p>
+      <w:pPr>
+        <w:jc w:val="left"/>
+        <w:rPr>
+          <w:b/>
+          <w:bCs/>
+          <w:sz w:val="24"/>
+          <w:szCs w:val="28"/>
+        </w:rPr>
+      </w:pPr>
+      <w:r>
+        <w:rPr>
+          <w:rFonts w:hint="eastAsia"/>
+          <w:b/>
+          <w:bCs/>
+          <w:sz w:val="24"/>
+          <w:szCs w:val="28"/>
+        </w:rPr>
+        <w:t>따로 구현한 부분</w:t>
+      </w:r>
+    </w:p>
+    <w:p>
+      <w:pPr>
+        <w:jc w:val="left"/>
+        <w:rPr>
+          <w:sz w:val="24"/>
+          <w:szCs w:val="28"/>
+        </w:rPr>
+      </w:pPr>
+      <w:r>
+        <w:rPr>
+          <w:rFonts w:hint="eastAsia"/>
+          <w:sz w:val="24"/>
+          <w:szCs w:val="28"/>
+        </w:rPr>
+        <w:t xml:space="preserve">- </w:t>
+      </w:r>
+      <w:r>
+        <w:rPr>
+          <w:rFonts w:hint="eastAsia"/>
+          <w:sz w:val="24"/>
+          <w:szCs w:val="28"/>
+        </w:rPr>
+        <w:t>불꽃의 경우 겹친 부분이 더 밝게 보이도록 구현.</w:t>
+      </w:r>
+    </w:p>
+    <w:p>
+      <w:pPr>
+        <w:jc w:val="left"/>
+        <w:rPr>
+          <w:sz w:val="24"/>
+          <w:szCs w:val="28"/>
+        </w:rPr>
+      </w:pPr>
+      <w:r>
+        <w:rPr>
+          <w:rFonts w:hint="eastAsia"/>
+          <w:sz w:val="24"/>
+          <w:szCs w:val="28"/>
+        </w:rPr>
+        <w:t xml:space="preserve">- </w:t>
+      </w:r>
+      <w:proofErr w:type="spellStart"/>
+      <w:r>
+        <w:rPr>
+          <w:rFonts w:hint="eastAsia"/>
+          <w:sz w:val="24"/>
+          <w:szCs w:val="28"/>
+        </w:rPr>
+        <w:t>파티클</w:t>
+      </w:r>
+      <w:proofErr w:type="spellEnd"/>
+      <w:r>
+        <w:rPr>
+          <w:rFonts w:hint="eastAsia"/>
+          <w:sz w:val="24"/>
+          <w:szCs w:val="28"/>
+        </w:rPr>
+        <w:t xml:space="preserve"> 생성 시 </w:t>
+      </w:r>
+      <w:proofErr w:type="spellStart"/>
+      <w:r>
+        <w:rPr>
+          <w:rFonts w:hint="eastAsia"/>
+          <w:sz w:val="24"/>
+          <w:szCs w:val="28"/>
+        </w:rPr>
+        <w:t>랜덤한</w:t>
+      </w:r>
+      <w:proofErr w:type="spellEnd"/>
+      <w:r>
+        <w:rPr>
+          <w:rFonts w:hint="eastAsia"/>
+          <w:sz w:val="24"/>
+          <w:szCs w:val="28"/>
+        </w:rPr>
+        <w:t xml:space="preserve"> </w:t>
+      </w:r>
+      <w:proofErr w:type="spellStart"/>
+      <w:r>
+        <w:rPr>
+          <w:rFonts w:hint="eastAsia"/>
+          <w:sz w:val="24"/>
+          <w:szCs w:val="28"/>
+        </w:rPr>
+        <w:t>회전값을</w:t>
+      </w:r>
+      <w:proofErr w:type="spellEnd"/>
+      <w:r>
+        <w:rPr>
+          <w:rFonts w:hint="eastAsia"/>
+          <w:sz w:val="24"/>
+          <w:szCs w:val="28"/>
+        </w:rPr>
+        <w:t xml:space="preserve"> 부여해서 시각적 다양성을 높임.</w:t>
+      </w:r>
+    </w:p>
+    <w:p>
+      <w:pPr>
+        <w:jc w:val="left"/>
+        <w:rPr>
+          <w:b/>
+          <w:bCs/>
+          <w:sz w:val="24"/>
+          <w:szCs w:val="28"/>
+        </w:rPr>
+      </w:pPr>
+      <w:r>
+        <w:rPr>
+          <w:rFonts w:hint="eastAsia"/>
+          <w:b/>
+          <w:bCs/>
+          <w:sz w:val="24"/>
+          <w:szCs w:val="28"/>
+        </w:rPr>
+        <w:t>해결해야 할 문제점</w:t>
+      </w:r>
+    </w:p>
+    <w:p>
+      <w:pPr>
+        <w:jc w:val="left"/>
+        <w:rPr>
+          <w:rFonts w:hint="eastAsia"/>
+          <w:sz w:val="28"/>
+          <w:szCs w:val="32"/>
+        </w:rPr>
+      </w:pPr>
+      <w:r>
+        <w:rPr>
+          <w:rFonts w:hint="eastAsia"/>
+          <w:sz w:val="24"/>
+          <w:szCs w:val="28"/>
+        </w:rPr>
+        <w:t xml:space="preserve">- </w:t>
+      </w:r>
+      <w:proofErr w:type="spellStart"/>
+      <w:r>
+        <w:rPr>
+          <w:rFonts w:hint="eastAsia"/>
+          <w:sz w:val="24"/>
+          <w:szCs w:val="28"/>
+        </w:rPr>
+        <w:t>파티클이</w:t>
+      </w:r>
+      <w:proofErr w:type="spellEnd"/>
+      <w:r>
+        <w:rPr>
+          <w:rFonts w:hint="eastAsia"/>
+          <w:sz w:val="24"/>
+          <w:szCs w:val="28"/>
+        </w:rPr>
+        <w:t xml:space="preserve"> skybox에 가려짐</w:t>
+      </w:r>
+      <w:r>
+        <w:rPr>
+          <w:rFonts w:hint="eastAsia"/>
+          <w:sz w:val="24"/>
+          <w:szCs w:val="28"/>
+        </w:rPr>
+        <w:t>.</w:t>
       </w:r>
     </w:p>
     <w:p>
@@ -1309,11 +1752,13 @@
           <w:p>
             <w:pPr>
               <w:rPr>
+                <w:rFonts w:hint="eastAsia"/>
                 <w:b/>
                 <w:bCs/>
                 <w:szCs w:val="20"/>
               </w:rPr>
             </w:pPr>
+            <w:proofErr w:type="spellStart"/>
             <w:r>
               <w:rPr>
                 <w:rFonts w:hint="eastAsia"/>
@@ -1321,8 +1766,9 @@
                 <w:bCs/>
                 <w:szCs w:val="20"/>
               </w:rPr>
-              <w:t xml:space="preserve">장명운: </w:t>
-            </w:r>
+              <w:t>장명운</w:t>
+            </w:r>
+            <w:proofErr w:type="spellEnd"/>
             <w:r>
               <w:rPr>
                 <w:rFonts w:hint="eastAsia"/>
@@ -1330,24 +1776,42 @@
                 <w:bCs/>
                 <w:szCs w:val="20"/>
               </w:rPr>
-              <w:t>레벨 제작, 지형 그림자 구현, 장비 장착해 애니메이션 연동되도록 구현, Rigid body physics 완성, 각종 최적화</w:t>
-            </w:r>
-            <w:r>
-              <w:rPr>
+              <w:t xml:space="preserve">: </w:t>
+            </w:r>
+            <w:r>
+              <w:rPr>
+                <w:rFonts w:hint="eastAsia"/>
                 <w:b/>
                 <w:bCs/>
                 <w:szCs w:val="20"/>
               </w:rPr>
-              <w:br/>
-            </w:r>
-            <w:r>
-              <w:rPr>
-                <w:rFonts w:hint="eastAsia"/>
+              <w:t>레벨 제작, 지형 그림자 구현, 장비 장착해 애니메이션 연동되도록 구현, Rigid body physics 완성, 각종 최적화</w:t>
+            </w:r>
+            <w:r>
+              <w:rPr>
                 <w:b/>
                 <w:bCs/>
                 <w:szCs w:val="20"/>
               </w:rPr>
+              <w:br/>
+            </w:r>
+            <w:r>
+              <w:rPr>
+                <w:rFonts w:hint="eastAsia"/>
+                <w:b/>
+                <w:bCs/>
+                <w:szCs w:val="20"/>
+              </w:rPr>
               <w:t xml:space="preserve">이종진: </w:t>
+            </w:r>
+            <w:r>
+              <w:rPr>
+                <w:rFonts w:hint="eastAsia"/>
+                <w:b/>
+                <w:bCs/>
+                <w:szCs w:val="20"/>
+              </w:rPr>
+              <w:t>불꽃 효과 완성</w:t>
             </w:r>
           </w:p>
         </w:tc>
@@ -1604,11 +2068,243 @@
       </w:pPr>
     </w:lvl>
   </w:abstractNum>
+  <w:abstractNum w:abstractNumId="2" w15:restartNumberingAfterBreak="0">
+    <w:nsid w:val="27DD714E"/>
+    <w:multiLevelType w:val="hybridMultilevel"/>
+    <w:tmpl w:val="1D00FAA8"/>
+    <w:lvl w:ilvl="0" w:tplc="B55614FA">
+      <w:start w:val="1"/>
+      <w:numFmt w:val="bullet"/>
+      <w:lvlText w:val="-"/>
+      <w:lvlJc w:val="left"/>
+      <w:pPr>
+        <w:ind w:left="800" w:hanging="360"/>
+      </w:pPr>
+      <w:rPr>
+        <w:rFonts w:ascii="맑은 고딕" w:eastAsia="맑은 고딕" w:hAnsi="맑은 고딕" w:cstheme="minorBidi" w:hint="eastAsia"/>
+      </w:rPr>
+    </w:lvl>
+    <w:lvl w:ilvl="1" w:tplc="04090003">
+      <w:start w:val="1"/>
+      <w:numFmt w:val="bullet"/>
+      <w:lvlText w:val=""/>
+      <w:lvlJc w:val="left"/>
+      <w:pPr>
+        <w:ind w:left="1320" w:hanging="440"/>
+      </w:pPr>
+      <w:rPr>
+        <w:rFonts w:ascii="Wingdings" w:hAnsi="Wingdings" w:hint="default"/>
+      </w:rPr>
+    </w:lvl>
+    <w:lvl w:ilvl="2" w:tplc="04090005">
+      <w:start w:val="1"/>
+      <w:numFmt w:val="bullet"/>
+      <w:lvlText w:val=""/>
+      <w:lvlJc w:val="left"/>
+      <w:pPr>
+        <w:ind w:left="1760" w:hanging="440"/>
+      </w:pPr>
+      <w:rPr>
+        <w:rFonts w:ascii="Wingdings" w:hAnsi="Wingdings" w:hint="default"/>
+      </w:rPr>
+    </w:lvl>
+    <w:lvl w:ilvl="3" w:tplc="04090001" w:tentative="1">
+      <w:start w:val="1"/>
+      <w:numFmt w:val="bullet"/>
+      <w:lvlText w:val=""/>
+      <w:lvlJc w:val="left"/>
+      <w:pPr>
+        <w:ind w:left="2200" w:hanging="440"/>
+      </w:pPr>
+      <w:rPr>
+        <w:rFonts w:ascii="Wingdings" w:hAnsi="Wingdings" w:hint="default"/>
+      </w:rPr>
+    </w:lvl>
+    <w:lvl w:ilvl="4" w:tplc="04090003" w:tentative="1">
+      <w:start w:val="1"/>
+      <w:numFmt w:val="bullet"/>
+      <w:lvlText w:val=""/>
+      <w:lvlJc w:val="left"/>
+      <w:pPr>
+        <w:ind w:left="2640" w:hanging="440"/>
+      </w:pPr>
+      <w:rPr>
+        <w:rFonts w:ascii="Wingdings" w:hAnsi="Wingdings" w:hint="default"/>
+      </w:rPr>
+    </w:lvl>
+    <w:lvl w:ilvl="5" w:tplc="04090005" w:tentative="1">
+      <w:start w:val="1"/>
+      <w:numFmt w:val="bullet"/>
+      <w:lvlText w:val=""/>
+      <w:lvlJc w:val="left"/>
+      <w:pPr>
+        <w:ind w:left="3080" w:hanging="440"/>
+      </w:pPr>
+      <w:rPr>
+        <w:rFonts w:ascii="Wingdings" w:hAnsi="Wingdings" w:hint="default"/>
+      </w:rPr>
+    </w:lvl>
+    <w:lvl w:ilvl="6" w:tplc="04090001" w:tentative="1">
+      <w:start w:val="1"/>
+      <w:numFmt w:val="bullet"/>
+      <w:lvlText w:val=""/>
+      <w:lvlJc w:val="left"/>
+      <w:pPr>
+        <w:ind w:left="3520" w:hanging="440"/>
+      </w:pPr>
+      <w:rPr>
+        <w:rFonts w:ascii="Wingdings" w:hAnsi="Wingdings" w:hint="default"/>
+      </w:rPr>
+    </w:lvl>
+    <w:lvl w:ilvl="7" w:tplc="04090003" w:tentative="1">
+      <w:start w:val="1"/>
+      <w:numFmt w:val="bullet"/>
+      <w:lvlText w:val=""/>
+      <w:lvlJc w:val="left"/>
+      <w:pPr>
+        <w:ind w:left="3960" w:hanging="440"/>
+      </w:pPr>
+      <w:rPr>
+        <w:rFonts w:ascii="Wingdings" w:hAnsi="Wingdings" w:hint="default"/>
+      </w:rPr>
+    </w:lvl>
+    <w:lvl w:ilvl="8" w:tplc="04090005" w:tentative="1">
+      <w:start w:val="1"/>
+      <w:numFmt w:val="bullet"/>
+      <w:lvlText w:val=""/>
+      <w:lvlJc w:val="left"/>
+      <w:pPr>
+        <w:ind w:left="4400" w:hanging="440"/>
+      </w:pPr>
+      <w:rPr>
+        <w:rFonts w:ascii="Wingdings" w:hAnsi="Wingdings" w:hint="default"/>
+      </w:rPr>
+    </w:lvl>
+  </w:abstractNum>
+  <w:abstractNum w:abstractNumId="3" w15:restartNumberingAfterBreak="0">
+    <w:nsid w:val="6972091B"/>
+    <w:multiLevelType w:val="hybridMultilevel"/>
+    <w:tmpl w:val="12FC9060"/>
+    <w:lvl w:ilvl="0" w:tplc="DA38549A">
+      <w:start w:val="1"/>
+      <w:numFmt w:val="bullet"/>
+      <w:lvlText w:val="-"/>
+      <w:lvlJc w:val="left"/>
+      <w:pPr>
+        <w:ind w:left="495" w:hanging="360"/>
+      </w:pPr>
+      <w:rPr>
+        <w:rFonts w:ascii="맑은 고딕" w:eastAsia="맑은 고딕" w:hAnsi="맑은 고딕" w:cstheme="minorBidi" w:hint="eastAsia"/>
+      </w:rPr>
+    </w:lvl>
+    <w:lvl w:ilvl="1" w:tplc="04090003" w:tentative="1">
+      <w:start w:val="1"/>
+      <w:numFmt w:val="bullet"/>
+      <w:lvlText w:val=""/>
+      <w:lvlJc w:val="left"/>
+      <w:pPr>
+        <w:ind w:left="1015" w:hanging="440"/>
+      </w:pPr>
+      <w:rPr>
+        <w:rFonts w:ascii="Wingdings" w:hAnsi="Wingdings" w:hint="default"/>
+      </w:rPr>
+    </w:lvl>
+    <w:lvl w:ilvl="2" w:tplc="04090005" w:tentative="1">
+      <w:start w:val="1"/>
+      <w:numFmt w:val="bullet"/>
+      <w:lvlText w:val=""/>
+      <w:lvlJc w:val="left"/>
+      <w:pPr>
+        <w:ind w:left="1455" w:hanging="440"/>
+      </w:pPr>
+      <w:rPr>
+        <w:rFonts w:ascii="Wingdings" w:hAnsi="Wingdings" w:hint="default"/>
+      </w:rPr>
+    </w:lvl>
+    <w:lvl w:ilvl="3" w:tplc="04090001" w:tentative="1">
+      <w:start w:val="1"/>
+      <w:numFmt w:val="bullet"/>
+      <w:lvlText w:val=""/>
+      <w:lvlJc w:val="left"/>
+      <w:pPr>
+        <w:ind w:left="1895" w:hanging="440"/>
+      </w:pPr>
+      <w:rPr>
+        <w:rFonts w:ascii="Wingdings" w:hAnsi="Wingdings" w:hint="default"/>
+      </w:rPr>
+    </w:lvl>
+    <w:lvl w:ilvl="4" w:tplc="04090003" w:tentative="1">
+      <w:start w:val="1"/>
+      <w:numFmt w:val="bullet"/>
+      <w:lvlText w:val=""/>
+      <w:lvlJc w:val="left"/>
+      <w:pPr>
+        <w:ind w:left="2335" w:hanging="440"/>
+      </w:pPr>
+      <w:rPr>
+        <w:rFonts w:ascii="Wingdings" w:hAnsi="Wingdings" w:hint="default"/>
+      </w:rPr>
+    </w:lvl>
+    <w:lvl w:ilvl="5" w:tplc="04090005" w:tentative="1">
+      <w:start w:val="1"/>
+      <w:numFmt w:val="bullet"/>
+      <w:lvlText w:val=""/>
+      <w:lvlJc w:val="left"/>
+      <w:pPr>
+        <w:ind w:left="2775" w:hanging="440"/>
+      </w:pPr>
+      <w:rPr>
+        <w:rFonts w:ascii="Wingdings" w:hAnsi="Wingdings" w:hint="default"/>
+      </w:rPr>
+    </w:lvl>
+    <w:lvl w:ilvl="6" w:tplc="04090001" w:tentative="1">
+      <w:start w:val="1"/>
+      <w:numFmt w:val="bullet"/>
+      <w:lvlText w:val=""/>
+      <w:lvlJc w:val="left"/>
+      <w:pPr>
+        <w:ind w:left="3215" w:hanging="440"/>
+      </w:pPr>
+      <w:rPr>
+        <w:rFonts w:ascii="Wingdings" w:hAnsi="Wingdings" w:hint="default"/>
+      </w:rPr>
+    </w:lvl>
+    <w:lvl w:ilvl="7" w:tplc="04090003" w:tentative="1">
+      <w:start w:val="1"/>
+      <w:numFmt w:val="bullet"/>
+      <w:lvlText w:val=""/>
+      <w:lvlJc w:val="left"/>
+      <w:pPr>
+        <w:ind w:left="3655" w:hanging="440"/>
+      </w:pPr>
+      <w:rPr>
+        <w:rFonts w:ascii="Wingdings" w:hAnsi="Wingdings" w:hint="default"/>
+      </w:rPr>
+    </w:lvl>
+    <w:lvl w:ilvl="8" w:tplc="04090005" w:tentative="1">
+      <w:start w:val="1"/>
+      <w:numFmt w:val="bullet"/>
+      <w:lvlText w:val=""/>
+      <w:lvlJc w:val="left"/>
+      <w:pPr>
+        <w:ind w:left="4095" w:hanging="440"/>
+      </w:pPr>
+      <w:rPr>
+        <w:rFonts w:ascii="Wingdings" w:hAnsi="Wingdings" w:hint="default"/>
+      </w:rPr>
+    </w:lvl>
+  </w:abstractNum>
   <w:num w:numId="1" w16cid:durableId="1549368491">
     <w:abstractNumId w:val="0"/>
   </w:num>
   <w:num w:numId="2" w16cid:durableId="118885204">
     <w:abstractNumId w:val="1"/>
+  </w:num>
+  <w:num w:numId="3" w16cid:durableId="1756707322">
+    <w:abstractNumId w:val="2"/>
+  </w:num>
+  <w:num w:numId="4" w16cid:durableId="1209493236">
+    <w:abstractNumId w:val="3"/>
   </w:num>
 </w:numbering>
 </file>
@@ -1917,7 +2613,6 @@
   <w:style w:type="character" w:default="1" w:styleId="a0">
     <w:name w:val="Default Paragraph Font"/>
     <w:uiPriority w:val="1"/>
-    <w:semiHidden/>
     <w:unhideWhenUsed/>
   </w:style>
   <w:style w:type="table" w:default="1" w:styleId="a1">

--- a/작업일지/졸업작품 작업일지 - 20+22주차.docx
+++ b/작업일지/졸업작품 작업일지 - 20+22주차.docx
@@ -91,18 +91,8 @@
                 <w:b/>
                 <w:sz w:val="18"/>
               </w:rPr>
-              <w:t xml:space="preserve">2020180033 </w:t>
-            </w:r>
-            <w:proofErr w:type="spellStart"/>
-            <w:r>
-              <w:rPr>
-                <w:rFonts w:hint="eastAsia"/>
-                <w:b/>
-                <w:sz w:val="18"/>
-              </w:rPr>
-              <w:t>장명운</w:t>
-            </w:r>
-            <w:proofErr w:type="spellEnd"/>
+              <w:t>2020180033 장명운</w:t>
+            </w:r>
           </w:p>
           <w:p>
             <w:pPr>
@@ -189,7 +179,6 @@
                 <w:sz w:val="22"/>
               </w:rPr>
             </w:pPr>
-            <w:proofErr w:type="spellStart"/>
             <w:r>
               <w:rPr>
                 <w:rFonts w:hint="eastAsia"/>
@@ -198,7 +187,6 @@
               </w:rPr>
               <w:t>팀명</w:t>
             </w:r>
-            <w:proofErr w:type="spellEnd"/>
           </w:p>
         </w:tc>
         <w:tc>
@@ -467,21 +455,12 @@
                 <w:b/>
               </w:rPr>
             </w:pPr>
-            <w:proofErr w:type="spellStart"/>
-            <w:r>
-              <w:rPr>
-                <w:rFonts w:hint="eastAsia"/>
-                <w:b/>
-              </w:rPr>
-              <w:t>장명운</w:t>
-            </w:r>
-            <w:proofErr w:type="spellEnd"/>
-            <w:r>
-              <w:rPr>
-                <w:rFonts w:hint="eastAsia"/>
-                <w:b/>
-              </w:rPr>
-              <w:t xml:space="preserve">: </w:t>
+            <w:r>
+              <w:rPr>
+                <w:rFonts w:hint="eastAsia"/>
+                <w:b/>
+              </w:rPr>
+              <w:t xml:space="preserve">장명운: </w:t>
             </w:r>
             <w:r>
               <w:rPr>
@@ -578,23 +557,13 @@
           <w:szCs w:val="32"/>
         </w:rPr>
       </w:pPr>
-      <w:proofErr w:type="spellStart"/>
       <w:r>
         <w:rPr>
           <w:rFonts w:hint="eastAsia"/>
           <w:sz w:val="28"/>
           <w:szCs w:val="32"/>
         </w:rPr>
-        <w:t>장명운</w:t>
-      </w:r>
-      <w:proofErr w:type="spellEnd"/>
-      <w:r>
-        <w:rPr>
-          <w:rFonts w:hint="eastAsia"/>
-          <w:sz w:val="28"/>
-          <w:szCs w:val="32"/>
-        </w:rPr>
-        <w:t>:</w:t>
+        <w:t>장명운:</w:t>
       </w:r>
     </w:p>
     <w:p>
@@ -662,39 +631,7 @@
           <w:rFonts w:hint="eastAsia"/>
           <w:sz w:val="22"/>
         </w:rPr>
-        <w:t xml:space="preserve">선택 </w:t>
-      </w:r>
-      <w:proofErr w:type="spellStart"/>
-      <w:r>
-        <w:rPr>
-          <w:rFonts w:hint="eastAsia"/>
-          <w:sz w:val="22"/>
-        </w:rPr>
-        <w:t>하이라이팅</w:t>
-      </w:r>
-      <w:proofErr w:type="spellEnd"/>
-      <w:r>
-        <w:rPr>
-          <w:rFonts w:hint="eastAsia"/>
-          <w:sz w:val="22"/>
-        </w:rPr>
-        <w:t xml:space="preserve"> 및 특정 LOD만 활성화하는 등의 </w:t>
-      </w:r>
-      <w:proofErr w:type="spellStart"/>
-      <w:r>
-        <w:rPr>
-          <w:rFonts w:hint="eastAsia"/>
-          <w:sz w:val="22"/>
-        </w:rPr>
-        <w:t>gui</w:t>
-      </w:r>
-      <w:proofErr w:type="spellEnd"/>
-      <w:r>
-        <w:rPr>
-          <w:rFonts w:hint="eastAsia"/>
-          <w:sz w:val="22"/>
-        </w:rPr>
-        <w:t xml:space="preserve"> 기능을 제공</w:t>
+        <w:t>선택 하이라이팅 및 특정 LOD만 활성화하는 등의 gui 기능을 제공</w:t>
       </w:r>
     </w:p>
     <w:p>
@@ -743,23 +680,7 @@
           <w:rFonts w:hint="eastAsia"/>
           <w:sz w:val="22"/>
         </w:rPr>
-        <w:t xml:space="preserve">본에 </w:t>
-      </w:r>
-      <w:proofErr w:type="spellStart"/>
-      <w:r>
-        <w:rPr>
-          <w:rFonts w:hint="eastAsia"/>
-          <w:sz w:val="22"/>
-        </w:rPr>
-        <w:t>매핑시켜</w:t>
-      </w:r>
-      <w:proofErr w:type="spellEnd"/>
-      <w:r>
-        <w:rPr>
-          <w:rFonts w:hint="eastAsia"/>
-          <w:sz w:val="22"/>
-        </w:rPr>
-        <w:t>, 애니메이션과 연동되도록 함</w:t>
+        <w:t>본에 매핑시켜, 애니메이션과 연동되도록 함</w:t>
       </w:r>
     </w:p>
     <w:p>
@@ -905,23 +826,7 @@
           <w:rFonts w:hint="eastAsia"/>
           <w:sz w:val="22"/>
         </w:rPr>
-        <w:t>사용된 디테일 텍스처들 .</w:t>
-      </w:r>
-      <w:proofErr w:type="spellStart"/>
-      <w:r>
-        <w:rPr>
-          <w:rFonts w:hint="eastAsia"/>
-          <w:sz w:val="22"/>
-        </w:rPr>
-        <w:t>png</w:t>
-      </w:r>
-      <w:proofErr w:type="spellEnd"/>
-      <w:r>
-        <w:rPr>
-          <w:rFonts w:hint="eastAsia"/>
-          <w:sz w:val="22"/>
-        </w:rPr>
-        <w:t>로 bake해 추출,</w:t>
+        <w:t>사용된 디테일 텍스처들 .png로 bake해 추출,</w:t>
       </w:r>
       <w:r>
         <w:rPr>
@@ -934,23 +839,7 @@
           <w:rFonts w:hint="eastAsia"/>
           <w:sz w:val="22"/>
         </w:rPr>
-        <w:t xml:space="preserve">height map 해상도와 지형 크기 및 텍스처 </w:t>
-      </w:r>
-      <w:proofErr w:type="spellStart"/>
-      <w:r>
-        <w:rPr>
-          <w:rFonts w:hint="eastAsia"/>
-          <w:sz w:val="22"/>
-        </w:rPr>
-        <w:t>타일링</w:t>
-      </w:r>
-      <w:proofErr w:type="spellEnd"/>
-      <w:r>
-        <w:rPr>
-          <w:rFonts w:hint="eastAsia"/>
-          <w:sz w:val="22"/>
-        </w:rPr>
-        <w:t xml:space="preserve"> 정보 등 메타 정보 파일 추출,</w:t>
+        <w:t>height map 해상도와 지형 크기 및 텍스처 타일링 정보 등 메타 정보 파일 추출,</w:t>
       </w:r>
       <w:r>
         <w:rPr>
@@ -984,23 +873,7 @@
           <w:rFonts w:hint="eastAsia"/>
           <w:sz w:val="22"/>
         </w:rPr>
-        <w:t xml:space="preserve">기존에는 RGBA 각 채널에 높이를 직접 인코딩해서 사용하고, </w:t>
-      </w:r>
-      <w:proofErr w:type="spellStart"/>
-      <w:r>
-        <w:rPr>
-          <w:rFonts w:hint="eastAsia"/>
-          <w:sz w:val="22"/>
-        </w:rPr>
-        <w:t>테셀레이션을</w:t>
-      </w:r>
-      <w:proofErr w:type="spellEnd"/>
-      <w:r>
-        <w:rPr>
-          <w:rFonts w:hint="eastAsia"/>
-          <w:sz w:val="22"/>
-        </w:rPr>
-        <w:t xml:space="preserve"> 하는 등</w:t>
+        <w:t>기존에는 RGBA 각 채널에 높이를 직접 인코딩해서 사용하고, 테셀레이션을 하는 등</w:t>
       </w:r>
       <w:r>
         <w:rPr>
@@ -1037,21 +910,12 @@
         </w:rPr>
         <w:br/>
       </w:r>
-      <w:proofErr w:type="spellStart"/>
-      <w:r>
-        <w:rPr>
-          <w:rFonts w:hint="eastAsia"/>
-          <w:sz w:val="22"/>
-        </w:rPr>
-        <w:t>테셀레이션은</w:t>
-      </w:r>
-      <w:proofErr w:type="spellEnd"/>
-      <w:r>
-        <w:rPr>
-          <w:rFonts w:hint="eastAsia"/>
-          <w:sz w:val="22"/>
-        </w:rPr>
-        <w:t xml:space="preserve"> 성능(매 프레임 메시 빌드) 및 퀄리티(popping 현상) 모두 애매해서</w:t>
+      <w:r>
+        <w:rPr>
+          <w:rFonts w:hint="eastAsia"/>
+          <w:sz w:val="22"/>
+        </w:rPr>
+        <w:t>테셀레이션은 성능(매 프레임 메시 빌드) 및 퀄리티(popping 현상) 모두 애매해서</w:t>
       </w:r>
       <w:r>
         <w:rPr>
@@ -1098,23 +962,7 @@
           <w:rFonts w:hint="eastAsia"/>
           <w:sz w:val="22"/>
         </w:rPr>
-        <w:t xml:space="preserve">4개 레이어라면 각 레이어의 가중치 값이 splat map의 RGBA채널에 </w:t>
-      </w:r>
-      <w:proofErr w:type="spellStart"/>
-      <w:r>
-        <w:rPr>
-          <w:rFonts w:hint="eastAsia"/>
-          <w:sz w:val="22"/>
-        </w:rPr>
-        <w:t>인코딩되어</w:t>
-      </w:r>
-      <w:proofErr w:type="spellEnd"/>
-      <w:r>
-        <w:rPr>
-          <w:rFonts w:hint="eastAsia"/>
-          <w:sz w:val="22"/>
-        </w:rPr>
-        <w:t xml:space="preserve"> 있다.</w:t>
+        <w:t>4개 레이어라면 각 레이어의 가중치 값이 splat map의 RGBA채널에 인코딩되어 있다.</w:t>
       </w:r>
     </w:p>
     <w:p>
@@ -1193,68 +1041,32 @@
           <w:sz w:val="24"/>
           <w:szCs w:val="28"/>
         </w:rPr>
-        <w:t xml:space="preserve">각 </w:t>
-      </w:r>
-      <w:proofErr w:type="spellStart"/>
-      <w:r>
-        <w:rPr>
-          <w:rFonts w:hint="eastAsia"/>
+        <w:t>각 파티클이 중력/속도 계산으로 이동하며, lifetime이 끝나면 사라지게 구현.</w:t>
+      </w:r>
+    </w:p>
+    <w:p>
+      <w:pPr>
+        <w:jc w:val="left"/>
+        <w:rPr>
           <w:sz w:val="24"/>
           <w:szCs w:val="28"/>
         </w:rPr>
-        <w:t>파티클이</w:t>
-      </w:r>
-      <w:proofErr w:type="spellEnd"/>
+      </w:pPr>
       <w:r>
         <w:rPr>
           <w:rFonts w:hint="eastAsia"/>
           <w:sz w:val="24"/>
           <w:szCs w:val="28"/>
         </w:rPr>
-        <w:t xml:space="preserve"> 중력/속도 계산으로 이동하며, lifetime이 끝나면 사라지게 구현.</w:t>
-      </w:r>
-    </w:p>
-    <w:p>
-      <w:pPr>
-        <w:jc w:val="left"/>
-        <w:rPr>
+        <w:t xml:space="preserve">- </w:t>
+      </w:r>
+      <w:r>
+        <w:rPr>
+          <w:rFonts w:hint="eastAsia"/>
           <w:sz w:val="24"/>
           <w:szCs w:val="28"/>
         </w:rPr>
-      </w:pPr>
-      <w:r>
-        <w:rPr>
-          <w:rFonts w:hint="eastAsia"/>
-          <w:sz w:val="24"/>
-          <w:szCs w:val="28"/>
-        </w:rPr>
-        <w:t xml:space="preserve">- </w:t>
-      </w:r>
-      <w:r>
-        <w:rPr>
-          <w:rFonts w:hint="eastAsia"/>
-          <w:sz w:val="24"/>
-          <w:szCs w:val="28"/>
-        </w:rPr>
-        <w:t>발사방향, 색상, 속도, 수명 등을 하나의 구조체(</w:t>
-      </w:r>
-      <w:proofErr w:type="spellStart"/>
-      <w:r>
-        <w:rPr>
-          <w:rFonts w:hint="eastAsia"/>
-          <w:sz w:val="24"/>
-          <w:szCs w:val="28"/>
-        </w:rPr>
-        <w:t>EmiterConfig</w:t>
-      </w:r>
-      <w:proofErr w:type="spellEnd"/>
-      <w:r>
-        <w:rPr>
-          <w:rFonts w:hint="eastAsia"/>
-          <w:sz w:val="24"/>
-          <w:szCs w:val="28"/>
-        </w:rPr>
-        <w:t>)로 제어.</w:t>
+        <w:t>발사방향, 색상, 속도, 수명 등을 하나의 구조체(EmiterConfig)로 제어.</w:t>
       </w:r>
     </w:p>
     <w:p>
@@ -1319,59 +1131,77 @@
         </w:rPr>
         <w:t xml:space="preserve">- </w:t>
       </w:r>
-      <w:proofErr w:type="spellStart"/>
       <w:r>
         <w:rPr>
           <w:rFonts w:hint="eastAsia"/>
           <w:sz w:val="24"/>
           <w:szCs w:val="28"/>
         </w:rPr>
-        <w:t>파티클</w:t>
-      </w:r>
-      <w:proofErr w:type="spellEnd"/>
-      <w:r>
-        <w:rPr>
-          <w:rFonts w:hint="eastAsia"/>
+        <w:t>파티클 생성 시 랜덤한 회전값을 부여해서 시각적 다양성을 높임.</w:t>
+      </w:r>
+    </w:p>
+    <w:p>
+      <w:pPr>
+        <w:jc w:val="left"/>
+        <w:rPr>
           <w:sz w:val="24"/>
           <w:szCs w:val="28"/>
         </w:rPr>
-        <w:t xml:space="preserve"> 생성 시 </w:t>
-      </w:r>
-      <w:proofErr w:type="spellStart"/>
-      <w:r>
-        <w:rPr>
-          <w:rFonts w:hint="eastAsia"/>
+      </w:pPr>
+      <w:r>
+        <w:rPr>
+          <w:noProof/>
           <w:sz w:val="24"/>
           <w:szCs w:val="28"/>
         </w:rPr>
-        <w:t>랜덤한</w:t>
-      </w:r>
-      <w:proofErr w:type="spellEnd"/>
-      <w:r>
-        <w:rPr>
-          <w:rFonts w:hint="eastAsia"/>
-          <w:sz w:val="24"/>
-          <w:szCs w:val="28"/>
-        </w:rPr>
-        <w:t xml:space="preserve"> </w:t>
-      </w:r>
-      <w:proofErr w:type="spellStart"/>
-      <w:r>
-        <w:rPr>
-          <w:rFonts w:hint="eastAsia"/>
-          <w:sz w:val="24"/>
-          <w:szCs w:val="28"/>
-        </w:rPr>
-        <w:t>회전값을</w:t>
-      </w:r>
-      <w:proofErr w:type="spellEnd"/>
-      <w:r>
-        <w:rPr>
-          <w:rFonts w:hint="eastAsia"/>
-          <w:sz w:val="24"/>
-          <w:szCs w:val="28"/>
-        </w:rPr>
-        <w:t xml:space="preserve"> 부여해서 시각적 다양성을 높임.</w:t>
+        <w:drawing>
+          <wp:inline distT="0" distB="0" distL="0" distR="0" wp14:anchorId="3EB02FAA" wp14:editId="6E2DA3B9">
+            <wp:extent cx="6646545" cy="5179060"/>
+            <wp:effectExtent l="0" t="0" r="1905" b="2540"/>
+            <wp:docPr id="895537236" name="그림 1"/>
+            <wp:cNvGraphicFramePr>
+              <a:graphicFrameLocks xmlns:a="http://schemas.openxmlformats.org/drawingml/2006/main" noChangeAspect="1"/>
+            </wp:cNvGraphicFramePr>
+            <a:graphic xmlns:a="http://schemas.openxmlformats.org/drawingml/2006/main">
+              <a:graphicData uri="http://schemas.openxmlformats.org/drawingml/2006/picture">
+                <pic:pic xmlns:pic="http://schemas.openxmlformats.org/drawingml/2006/picture">
+                  <pic:nvPicPr>
+                    <pic:cNvPr id="0" name="Picture 1"/>
+                    <pic:cNvPicPr>
+                      <a:picLocks noChangeAspect="1" noChangeArrowheads="1"/>
+                    </pic:cNvPicPr>
+                  </pic:nvPicPr>
+                  <pic:blipFill>
+                    <a:blip r:embed="rId5">
+                      <a:extLst>
+                        <a:ext uri="{28A0092B-C50C-407E-A947-70E740481C1C}">
+                          <a14:useLocalDpi xmlns:a14="http://schemas.microsoft.com/office/drawing/2010/main" val="0"/>
+                        </a:ext>
+                      </a:extLst>
+                    </a:blip>
+                    <a:srcRect/>
+                    <a:stretch>
+                      <a:fillRect/>
+                    </a:stretch>
+                  </pic:blipFill>
+                  <pic:spPr bwMode="auto">
+                    <a:xfrm>
+                      <a:off x="0" y="0"/>
+                      <a:ext cx="6646545" cy="5179060"/>
+                    </a:xfrm>
+                    <a:prstGeom prst="rect">
+                      <a:avLst/>
+                    </a:prstGeom>
+                    <a:noFill/>
+                    <a:ln>
+                      <a:noFill/>
+                    </a:ln>
+                  </pic:spPr>
+                </pic:pic>
+              </a:graphicData>
+            </a:graphic>
+          </wp:inline>
+        </w:drawing>
       </w:r>
     </w:p>
     <w:p>
@@ -1399,7 +1229,6 @@
       <w:pPr>
         <w:jc w:val="left"/>
         <w:rPr>
-          <w:rFonts w:hint="eastAsia"/>
           <w:sz w:val="28"/>
           <w:szCs w:val="32"/>
         </w:rPr>
@@ -1410,25 +1239,7 @@
           <w:sz w:val="24"/>
           <w:szCs w:val="28"/>
         </w:rPr>
-        <w:t xml:space="preserve">- </w:t>
-      </w:r>
-      <w:proofErr w:type="spellStart"/>
-      <w:r>
-        <w:rPr>
-          <w:rFonts w:hint="eastAsia"/>
-          <w:sz w:val="24"/>
-          <w:szCs w:val="28"/>
-        </w:rPr>
-        <w:t>파티클이</w:t>
-      </w:r>
-      <w:proofErr w:type="spellEnd"/>
-      <w:r>
-        <w:rPr>
-          <w:rFonts w:hint="eastAsia"/>
-          <w:sz w:val="24"/>
-          <w:szCs w:val="28"/>
-        </w:rPr>
-        <w:t xml:space="preserve"> skybox에 가려짐</w:t>
+        <w:t>- 파티클이 skybox에 가려짐</w:t>
       </w:r>
       <w:r>
         <w:rPr>
@@ -1752,13 +1563,11 @@
           <w:p>
             <w:pPr>
               <w:rPr>
-                <w:rFonts w:hint="eastAsia"/>
                 <w:b/>
                 <w:bCs/>
                 <w:szCs w:val="20"/>
               </w:rPr>
             </w:pPr>
-            <w:proofErr w:type="spellStart"/>
             <w:r>
               <w:rPr>
                 <w:rFonts w:hint="eastAsia"/>
@@ -1766,17 +1575,7 @@
                 <w:bCs/>
                 <w:szCs w:val="20"/>
               </w:rPr>
-              <w:t>장명운</w:t>
-            </w:r>
-            <w:proofErr w:type="spellEnd"/>
-            <w:r>
-              <w:rPr>
-                <w:rFonts w:hint="eastAsia"/>
-                <w:b/>
-                <w:bCs/>
-                <w:szCs w:val="20"/>
-              </w:rPr>
-              <w:t xml:space="preserve">: </w:t>
+              <w:t xml:space="preserve">장명운: </w:t>
             </w:r>
             <w:r>
               <w:rPr>
@@ -2613,6 +2412,7 @@
   <w:style w:type="character" w:default="1" w:styleId="a0">
     <w:name w:val="Default Paragraph Font"/>
     <w:uiPriority w:val="1"/>
+    <w:semiHidden/>
     <w:unhideWhenUsed/>
   </w:style>
   <w:style w:type="table" w:default="1" w:styleId="a1">

--- a/작업일지/졸업작품 작업일지 - 20+22주차.docx
+++ b/작업일지/졸업작품 작업일지 - 20+22주차.docx
@@ -1,6 +1,6 @@
 
 <file path=word/document.xml><?xml version="1.0" encoding="utf-8"?>
-<w:document xmlns:wpc="http://schemas.microsoft.com/office/word/2010/wordprocessingCanvas" xmlns:cx="http://schemas.microsoft.com/office/drawing/2014/chartex" xmlns:cx1="http://schemas.microsoft.com/office/drawing/2015/9/8/chartex" xmlns:cx2="http://schemas.microsoft.com/office/drawing/2015/10/21/chartex" xmlns:cx3="http://schemas.microsoft.com/office/drawing/2016/5/9/chartex" xmlns:cx4="http://schemas.microsoft.com/office/drawing/2016/5/10/chartex" xmlns:cx5="http://schemas.microsoft.com/office/drawing/2016/5/11/chartex" xmlns:cx6="http://schemas.microsoft.com/office/drawing/2016/5/12/chartex" xmlns:cx7="http://schemas.microsoft.com/office/drawing/2016/5/13/chartex" xmlns:cx8="http://schemas.microsoft.com/office/drawing/2016/5/14/chartex" xmlns:mc="http://schemas.openxmlformats.org/markup-compatibility/2006" xmlns:aink="http://schemas.microsoft.com/office/drawing/2016/ink" xmlns:am3d="http://schemas.microsoft.com/office/drawing/2017/model3d" xmlns:o="urn:schemas-microsoft-com:office:office" xmlns:oel="http://schemas.microsoft.com/office/2019/extlst" xmlns:r="http://schemas.openxmlformats.org/officeDocument/2006/relationships" xmlns:m="http://schemas.openxmlformats.org/officeDocument/2006/math" xmlns:v="urn:schemas-microsoft-com:vml" xmlns:wp14="http://schemas.microsoft.com/office/word/2010/wordprocessingDrawing" xmlns:wp="http://schemas.openxmlformats.org/drawingml/2006/wordprocessingDrawing" xmlns:w10="urn:schemas-microsoft-com:office:word" xmlns:w="http://schemas.openxmlformats.org/wordprocessingml/2006/main" xmlns:w14="http://schemas.microsoft.com/office/word/2010/wordml" xmlns:w15="http://schemas.microsoft.com/office/word/2012/wordml" xmlns:w16cex="http://schemas.microsoft.com/office/word/2018/wordml/cex" xmlns:w16cid="http://schemas.microsoft.com/office/word/2016/wordml/cid" xmlns:w16="http://schemas.microsoft.com/office/word/2018/wordml" xmlns:w16du="http://schemas.microsoft.com/office/word/2023/wordml/word16du" xmlns:w16sdtdh="http://schemas.microsoft.com/office/word/2020/wordml/sdtdatahash" xmlns:w16sdtfl="http://schemas.microsoft.com/office/word/2024/wordml/sdtformatlock" xmlns:w16se="http://schemas.microsoft.com/office/word/2015/wordml/symex" xmlns:wpg="http://schemas.microsoft.com/office/word/2010/wordprocessingGroup" xmlns:wpi="http://schemas.microsoft.com/office/word/2010/wordprocessingInk" xmlns:wne="http://schemas.microsoft.com/office/word/2006/wordml" xmlns:wps="http://schemas.microsoft.com/office/word/2010/wordprocessingShape" mc:Ignorable="w14 w15 w16se w16cid w16 w16cex w16sdtdh w16sdtfl w16du wp14">
+<w:document xmlns:wpc="http://schemas.microsoft.com/office/word/2010/wordprocessingCanvas" xmlns:mc="http://schemas.openxmlformats.org/markup-compatibility/2006" xmlns:o="urn:schemas-microsoft-com:office:office" xmlns:r="http://schemas.openxmlformats.org/officeDocument/2006/relationships" xmlns:m="http://schemas.openxmlformats.org/officeDocument/2006/math" xmlns:v="urn:schemas-microsoft-com:vml" xmlns:wp14="http://schemas.microsoft.com/office/word/2010/wordprocessingDrawing" xmlns:wp="http://schemas.openxmlformats.org/drawingml/2006/wordprocessingDrawing" xmlns:w10="urn:schemas-microsoft-com:office:word" xmlns:w="http://schemas.openxmlformats.org/wordprocessingml/2006/main" xmlns:w14="http://schemas.microsoft.com/office/word/2010/wordml" xmlns:w15="http://schemas.microsoft.com/office/word/2012/wordml" xmlns:wpg="http://schemas.microsoft.com/office/word/2010/wordprocessingGroup" xmlns:wpi="http://schemas.microsoft.com/office/word/2010/wordprocessingInk" xmlns:wne="http://schemas.microsoft.com/office/word/2006/wordml" xmlns:wps="http://schemas.microsoft.com/office/word/2010/wordprocessingShape">
   <w:body>
     <w:tbl>
       <w:tblPr>
@@ -19,7 +19,7 @@
       </w:tblGrid>
       <w:tr>
         <w:trPr>
-          <w:trHeight w:val="888"/>
+          <w:trHeight w:val="888" w:hRule="atLeast"/>
         </w:trPr>
         <w:tc>
           <w:tcPr>
@@ -35,7 +35,7 @@
             <w:pPr>
               <w:jc w:val="center"/>
               <w:rPr>
-                <w:u w:val="single"/>
+                <w:u w:val="single" w:color="auto"/>
               </w:rPr>
             </w:pPr>
             <w:r>
@@ -43,7 +43,7 @@
                 <w:rFonts w:hint="eastAsia"/>
                 <w:sz w:val="36"/>
                 <w:szCs w:val="40"/>
-                <w:u w:val="single"/>
+                <w:u w:val="single" w:color="auto"/>
               </w:rPr>
               <w:t>졸업작품 작업일지</w:t>
             </w:r>
@@ -238,7 +238,7 @@
       </w:tr>
       <w:tr>
         <w:trPr>
-          <w:trHeight w:val="648"/>
+          <w:trHeight w:val="648" w:hRule="atLeast"/>
         </w:trPr>
         <w:tc>
           <w:tcPr>
@@ -417,7 +417,7 @@
       </w:tr>
       <w:tr>
         <w:trPr>
-          <w:trHeight w:val="1266"/>
+          <w:trHeight w:val="1266" w:hRule="atLeast"/>
         </w:trPr>
         <w:tc>
           <w:tcPr>
@@ -498,6 +498,15 @@
               </w:rPr>
               <w:t>우상훈:</w:t>
             </w:r>
+            <w:r>
+              <w:rPr>
+                <w:lang w:eastAsia="ko-KR"/>
+                <w:rFonts w:hint="eastAsia"/>
+                <w:b/>
+                <w:rtl w:val="off"/>
+              </w:rPr>
+              <w:t xml:space="preserve"> 버그 수정</w:t>
+            </w:r>
           </w:p>
           <w:p>
             <w:pPr>
@@ -569,377 +578,373 @@
     <w:p>
       <w:pPr>
         <w:pStyle w:val="a3"/>
+        <w:ind w:leftChars="0"/>
+        <w:jc w:val="left"/>
         <w:numPr>
           <w:ilvl w:val="0"/>
           <w:numId w:val="1"/>
         </w:numPr>
+        <w:rPr>
+          <w:sz w:val="22"/>
+        </w:rPr>
+      </w:pPr>
+      <w:r>
+        <w:rPr>
+          <w:rFonts w:hint="eastAsia"/>
+          <w:sz w:val="22"/>
+        </w:rPr>
+        <w:t>유니티에서 BVH(Bounding Volume Hierarchy) 제작 및 추출</w:t>
+      </w:r>
+    </w:p>
+    <w:p>
+      <w:pPr>
+        <w:pStyle w:val="a3"/>
         <w:ind w:leftChars="0"/>
         <w:jc w:val="left"/>
-        <w:rPr>
-          <w:sz w:val="22"/>
-        </w:rPr>
-      </w:pPr>
-      <w:r>
-        <w:rPr>
-          <w:rFonts w:hint="eastAsia"/>
-          <w:sz w:val="22"/>
-        </w:rPr>
-        <w:t>유니티에서 BVH(Bounding Volume Hierarchy) 제작 및 추출</w:t>
-      </w:r>
-    </w:p>
-    <w:p>
-      <w:pPr>
-        <w:pStyle w:val="a3"/>
         <w:numPr>
           <w:ilvl w:val="1"/>
           <w:numId w:val="1"/>
         </w:numPr>
+        <w:rPr>
+          <w:sz w:val="22"/>
+        </w:rPr>
+      </w:pPr>
+      <w:r>
+        <w:rPr>
+          <w:rFonts w:hint="eastAsia"/>
+          <w:sz w:val="22"/>
+        </w:rPr>
+        <w:t>여러 개의 Bounding Box를 엮어 하나의 Bounding Volume을 만들 수 있는 스크립트 작성.</w:t>
+      </w:r>
+      <w:r>
+        <w:rPr>
+          <w:sz w:val="22"/>
+        </w:rPr>
+        <w:br/>
+      </w:r>
+      <w:r>
+        <w:rPr>
+          <w:rFonts w:hint="eastAsia"/>
+          <w:sz w:val="22"/>
+        </w:rPr>
+        <w:t>Bounding Volume은 결국 우리가 직접 보면서 수동으로 만들어야 하므로,</w:t>
+      </w:r>
+      <w:r>
+        <w:rPr>
+          <w:sz w:val="22"/>
+        </w:rPr>
+        <w:br/>
+      </w:r>
+      <w:r>
+        <w:rPr>
+          <w:rFonts w:hint="eastAsia"/>
+          <w:sz w:val="22"/>
+        </w:rPr>
+        <w:t>선택 하이라이팅 및 특정 LOD만 활성화하는 등의 gui 기능을 제공</w:t>
+      </w:r>
+    </w:p>
+    <w:p>
+      <w:pPr>
+        <w:pStyle w:val="a3"/>
         <w:ind w:leftChars="0"/>
         <w:jc w:val="left"/>
-        <w:rPr>
-          <w:sz w:val="22"/>
-        </w:rPr>
-      </w:pPr>
-      <w:r>
-        <w:rPr>
-          <w:rFonts w:hint="eastAsia"/>
-          <w:sz w:val="22"/>
-        </w:rPr>
-        <w:t>여러 개의 Bounding Box를 엮어 하나의 Bounding Volume을 만들 수 있는 스크립트 작성.</w:t>
-      </w:r>
-      <w:r>
-        <w:rPr>
-          <w:sz w:val="22"/>
-        </w:rPr>
-        <w:br/>
-      </w:r>
-      <w:r>
-        <w:rPr>
-          <w:rFonts w:hint="eastAsia"/>
-          <w:sz w:val="22"/>
-        </w:rPr>
-        <w:t>Bounding Volume은 결국 우리가 직접 보면서 수동으로 만들어야 하므로,</w:t>
-      </w:r>
-      <w:r>
-        <w:rPr>
-          <w:sz w:val="22"/>
-        </w:rPr>
-        <w:br/>
-      </w:r>
-      <w:r>
-        <w:rPr>
-          <w:rFonts w:hint="eastAsia"/>
-          <w:sz w:val="22"/>
-        </w:rPr>
-        <w:t>선택 하이라이팅 및 특정 LOD만 활성화하는 등의 gui 기능을 제공</w:t>
-      </w:r>
-    </w:p>
-    <w:p>
-      <w:pPr>
-        <w:pStyle w:val="a3"/>
         <w:numPr>
           <w:ilvl w:val="1"/>
           <w:numId w:val="1"/>
         </w:numPr>
+        <w:rPr>
+          <w:sz w:val="22"/>
+        </w:rPr>
+      </w:pPr>
+      <w:r>
+        <w:rPr>
+          <w:rFonts w:hint="eastAsia"/>
+          <w:sz w:val="22"/>
+        </w:rPr>
+        <w:t>클라이언트에 추출 과정과 대응되는 삽입 코드 작성</w:t>
+      </w:r>
+    </w:p>
+    <w:p>
+      <w:pPr>
+        <w:pStyle w:val="a3"/>
         <w:ind w:leftChars="0"/>
         <w:jc w:val="left"/>
-        <w:rPr>
-          <w:sz w:val="22"/>
-        </w:rPr>
-      </w:pPr>
-      <w:r>
-        <w:rPr>
-          <w:rFonts w:hint="eastAsia"/>
-          <w:sz w:val="22"/>
-        </w:rPr>
-        <w:t>클라이언트에 추출 과정과 대응되는 삽입 코드 작성</w:t>
-      </w:r>
-    </w:p>
-    <w:p>
-      <w:pPr>
-        <w:pStyle w:val="a3"/>
         <w:numPr>
           <w:ilvl w:val="1"/>
           <w:numId w:val="1"/>
         </w:numPr>
+        <w:rPr>
+          <w:sz w:val="22"/>
+        </w:rPr>
+      </w:pPr>
+      <w:r>
+        <w:rPr>
+          <w:rFonts w:hint="eastAsia"/>
+          <w:sz w:val="22"/>
+        </w:rPr>
+        <w:t xml:space="preserve">각 Bounding Volume을 </w:t>
+      </w:r>
+      <w:r>
+        <w:rPr>
+          <w:rFonts w:hint="eastAsia"/>
+          <w:sz w:val="22"/>
+        </w:rPr>
+        <w:t>본에 매핑시켜, 애니메이션과 연동되도록 함</w:t>
+      </w:r>
+    </w:p>
+    <w:p>
+      <w:pPr>
+        <w:pStyle w:val="a3"/>
         <w:ind w:leftChars="0"/>
         <w:jc w:val="left"/>
-        <w:rPr>
-          <w:sz w:val="22"/>
-        </w:rPr>
-      </w:pPr>
-      <w:r>
-        <w:rPr>
-          <w:rFonts w:hint="eastAsia"/>
-          <w:sz w:val="22"/>
-        </w:rPr>
-        <w:t xml:space="preserve">각 Bounding Volume을 </w:t>
-      </w:r>
-      <w:r>
-        <w:rPr>
-          <w:rFonts w:hint="eastAsia"/>
-          <w:sz w:val="22"/>
-        </w:rPr>
-        <w:t>본에 매핑시켜, 애니메이션과 연동되도록 함</w:t>
-      </w:r>
-    </w:p>
-    <w:p>
-      <w:pPr>
-        <w:pStyle w:val="a3"/>
         <w:numPr>
           <w:ilvl w:val="0"/>
           <w:numId w:val="1"/>
         </w:numPr>
+        <w:rPr>
+          <w:sz w:val="22"/>
+        </w:rPr>
+      </w:pPr>
+      <w:r>
+        <w:rPr>
+          <w:rFonts w:hint="eastAsia"/>
+          <w:sz w:val="22"/>
+        </w:rPr>
+        <w:t>BVH를 통한 충돌처리 구현</w:t>
+      </w:r>
+    </w:p>
+    <w:p>
+      <w:pPr>
+        <w:pStyle w:val="a3"/>
         <w:ind w:leftChars="0"/>
         <w:jc w:val="left"/>
-        <w:rPr>
-          <w:sz w:val="22"/>
-        </w:rPr>
-      </w:pPr>
-      <w:r>
-        <w:rPr>
-          <w:rFonts w:hint="eastAsia"/>
-          <w:sz w:val="22"/>
-        </w:rPr>
-        <w:t>BVH를 통한 충돌처리 구현</w:t>
-      </w:r>
-    </w:p>
-    <w:p>
-      <w:pPr>
-        <w:pStyle w:val="a3"/>
         <w:numPr>
           <w:ilvl w:val="1"/>
           <w:numId w:val="1"/>
         </w:numPr>
+        <w:rPr>
+          <w:sz w:val="22"/>
+        </w:rPr>
+      </w:pPr>
+      <w:r>
+        <w:rPr>
+          <w:rFonts w:hint="eastAsia"/>
+          <w:sz w:val="22"/>
+        </w:rPr>
+        <w:t xml:space="preserve">충돌 후보쌍에 대해 </w:t>
+      </w:r>
+      <w:r>
+        <w:rPr>
+          <w:rFonts w:hint="eastAsia"/>
+          <w:sz w:val="22"/>
+        </w:rPr>
+        <w:t>낮은 LOD의(범위가 큰) Bounding Volume부터 스택에 push하면서</w:t>
+      </w:r>
+      <w:r>
+        <w:rPr>
+          <w:sz w:val="22"/>
+        </w:rPr>
+        <w:br/>
+      </w:r>
+      <w:r>
+        <w:rPr>
+          <w:rFonts w:hint="eastAsia"/>
+          <w:sz w:val="22"/>
+        </w:rPr>
+        <w:t>충돌이 감지될 경우 pop 및 높은 LOD 노드 push,</w:t>
+      </w:r>
+      <w:r>
+        <w:rPr>
+          <w:sz w:val="22"/>
+        </w:rPr>
+        <w:br/>
+      </w:r>
+      <w:r>
+        <w:rPr>
+          <w:rFonts w:hint="eastAsia"/>
+          <w:sz w:val="22"/>
+        </w:rPr>
+        <w:t>서로 leaf node에 도달할 때까지 충돌이 유지된다면 실제로 충돌한 것으로 판정</w:t>
+      </w:r>
+    </w:p>
+    <w:p>
+      <w:pPr>
+        <w:pStyle w:val="a3"/>
         <w:ind w:leftChars="0"/>
         <w:jc w:val="left"/>
-        <w:rPr>
-          <w:sz w:val="22"/>
-        </w:rPr>
-      </w:pPr>
-      <w:r>
-        <w:rPr>
-          <w:rFonts w:hint="eastAsia"/>
-          <w:sz w:val="22"/>
-        </w:rPr>
-        <w:t xml:space="preserve">충돌 후보쌍에 대해 </w:t>
-      </w:r>
-      <w:r>
-        <w:rPr>
-          <w:rFonts w:hint="eastAsia"/>
-          <w:sz w:val="22"/>
-        </w:rPr>
-        <w:t>낮은 LOD의(범위가 큰) Bounding Volume부터 스택에 push하면서</w:t>
-      </w:r>
-      <w:r>
-        <w:rPr>
-          <w:sz w:val="22"/>
-        </w:rPr>
-        <w:br/>
-      </w:r>
-      <w:r>
-        <w:rPr>
-          <w:rFonts w:hint="eastAsia"/>
-          <w:sz w:val="22"/>
-        </w:rPr>
-        <w:t>충돌이 감지될 경우 pop 및 높은 LOD 노드 push,</w:t>
-      </w:r>
-      <w:r>
-        <w:rPr>
-          <w:sz w:val="22"/>
-        </w:rPr>
-        <w:br/>
-      </w:r>
-      <w:r>
-        <w:rPr>
-          <w:rFonts w:hint="eastAsia"/>
-          <w:sz w:val="22"/>
-        </w:rPr>
-        <w:t>서로 leaf node에 도달할 때까지 충돌이 유지된다면 실제로 충돌한 것으로 판정</w:t>
-      </w:r>
-    </w:p>
-    <w:p>
-      <w:pPr>
-        <w:pStyle w:val="a3"/>
         <w:numPr>
           <w:ilvl w:val="0"/>
           <w:numId w:val="1"/>
         </w:numPr>
+        <w:rPr>
+          <w:sz w:val="22"/>
+        </w:rPr>
+      </w:pPr>
+      <w:r>
+        <w:rPr>
+          <w:rFonts w:hint="eastAsia"/>
+          <w:sz w:val="22"/>
+        </w:rPr>
+        <w:t>Height map 기반 terrain 구현</w:t>
+      </w:r>
+    </w:p>
+    <w:p>
+      <w:pPr>
+        <w:pStyle w:val="a3"/>
         <w:ind w:leftChars="0"/>
         <w:jc w:val="left"/>
-        <w:rPr>
-          <w:sz w:val="22"/>
-        </w:rPr>
-      </w:pPr>
-      <w:r>
-        <w:rPr>
-          <w:rFonts w:hint="eastAsia"/>
-          <w:sz w:val="22"/>
-        </w:rPr>
-        <w:t>Height map 기반 terrain 구현</w:t>
-      </w:r>
-    </w:p>
-    <w:p>
-      <w:pPr>
-        <w:pStyle w:val="a3"/>
         <w:numPr>
           <w:ilvl w:val="1"/>
           <w:numId w:val="1"/>
         </w:numPr>
+        <w:rPr>
+          <w:sz w:val="22"/>
+        </w:rPr>
+      </w:pPr>
+      <w:r>
+        <w:rPr>
+          <w:rFonts w:hint="eastAsia"/>
+          <w:sz w:val="22"/>
+        </w:rPr>
+        <w:t>Unity의 Terrain tool로 terrain을 제작한 후 height map</w:t>
+      </w:r>
+      <w:r>
+        <w:rPr>
+          <w:rFonts w:hint="eastAsia"/>
+          <w:sz w:val="22"/>
+        </w:rPr>
+        <w:t>을 .raw</w:t>
+      </w:r>
+      <w:r>
+        <w:rPr>
+          <w:rFonts w:hint="eastAsia"/>
+          <w:sz w:val="22"/>
+        </w:rPr>
+        <w:t xml:space="preserve"> 포맷으로 추출,</w:t>
+      </w:r>
+      <w:r>
+        <w:rPr>
+          <w:sz w:val="22"/>
+        </w:rPr>
+        <w:br/>
+      </w:r>
+      <w:r>
+        <w:rPr>
+          <w:rFonts w:hint="eastAsia"/>
+          <w:sz w:val="22"/>
+        </w:rPr>
+        <w:t>사용된 디테일 텍스처들 .png로 bake해 추출,</w:t>
+      </w:r>
+      <w:r>
+        <w:rPr>
+          <w:sz w:val="22"/>
+        </w:rPr>
+        <w:br/>
+      </w:r>
+      <w:r>
+        <w:rPr>
+          <w:rFonts w:hint="eastAsia"/>
+          <w:sz w:val="22"/>
+        </w:rPr>
+        <w:t>height map 해상도와 지형 크기 및 텍스처 타일링 정보 등 메타 정보 파일 추출,</w:t>
+      </w:r>
+      <w:r>
+        <w:rPr>
+          <w:sz w:val="22"/>
+        </w:rPr>
+        <w:br/>
+      </w:r>
+      <w:r>
+        <w:rPr>
+          <w:rFonts w:hint="eastAsia"/>
+          <w:sz w:val="22"/>
+        </w:rPr>
+        <w:t>추출된 정보들을 통합해서 저장하는 manifest 파일 추출</w:t>
+      </w:r>
+    </w:p>
+    <w:p>
+      <w:pPr>
+        <w:pStyle w:val="a3"/>
         <w:ind w:leftChars="0"/>
         <w:jc w:val="left"/>
-        <w:rPr>
-          <w:sz w:val="22"/>
-        </w:rPr>
-      </w:pPr>
-      <w:r>
-        <w:rPr>
-          <w:rFonts w:hint="eastAsia"/>
-          <w:sz w:val="22"/>
-        </w:rPr>
-        <w:t>Unity의 Terrain tool로 terrain을 제작한 후 height map</w:t>
-      </w:r>
-      <w:proofErr w:type="gramStart"/>
-      <w:r>
-        <w:rPr>
-          <w:rFonts w:hint="eastAsia"/>
-          <w:sz w:val="22"/>
-        </w:rPr>
-        <w:t>을 .raw</w:t>
-      </w:r>
-      <w:proofErr w:type="gramEnd"/>
-      <w:r>
-        <w:rPr>
-          <w:rFonts w:hint="eastAsia"/>
-          <w:sz w:val="22"/>
-        </w:rPr>
-        <w:t xml:space="preserve"> 포맷으로 추출,</w:t>
-      </w:r>
-      <w:r>
-        <w:rPr>
-          <w:sz w:val="22"/>
-        </w:rPr>
-        <w:br/>
-      </w:r>
-      <w:r>
-        <w:rPr>
-          <w:rFonts w:hint="eastAsia"/>
-          <w:sz w:val="22"/>
-        </w:rPr>
-        <w:t>사용된 디테일 텍스처들 .png로 bake해 추출,</w:t>
-      </w:r>
-      <w:r>
-        <w:rPr>
-          <w:sz w:val="22"/>
-        </w:rPr>
-        <w:br/>
-      </w:r>
-      <w:r>
-        <w:rPr>
-          <w:rFonts w:hint="eastAsia"/>
-          <w:sz w:val="22"/>
-        </w:rPr>
-        <w:t>height map 해상도와 지형 크기 및 텍스처 타일링 정보 등 메타 정보 파일 추출,</w:t>
-      </w:r>
-      <w:r>
-        <w:rPr>
-          <w:sz w:val="22"/>
-        </w:rPr>
-        <w:br/>
-      </w:r>
-      <w:r>
-        <w:rPr>
-          <w:rFonts w:hint="eastAsia"/>
-          <w:sz w:val="22"/>
-        </w:rPr>
-        <w:t>추출된 정보들을 통합해서 저장하는 manifest 파일 추출</w:t>
-      </w:r>
-    </w:p>
-    <w:p>
-      <w:pPr>
-        <w:pStyle w:val="a3"/>
         <w:numPr>
           <w:ilvl w:val="1"/>
           <w:numId w:val="1"/>
         </w:numPr>
+        <w:rPr>
+          <w:sz w:val="22"/>
+        </w:rPr>
+      </w:pPr>
+      <w:r>
+        <w:rPr>
+          <w:rFonts w:hint="eastAsia"/>
+          <w:sz w:val="22"/>
+        </w:rPr>
+        <w:t>기존에는 RGBA 각 채널에 높이를 직접 인코딩해서 사용하고, 테셀레이션을 하는 등</w:t>
+      </w:r>
+      <w:r>
+        <w:rPr>
+          <w:sz w:val="22"/>
+        </w:rPr>
+        <w:br/>
+      </w:r>
+      <w:r>
+        <w:rPr>
+          <w:rFonts w:hint="eastAsia"/>
+          <w:sz w:val="22"/>
+        </w:rPr>
+        <w:t xml:space="preserve">복잡한 작업을 거쳤지만, 유니티가 기본으로 </w:t>
+      </w:r>
+      <w:r>
+        <w:rPr>
+          <w:rFonts w:hint="eastAsia"/>
+          <w:sz w:val="22"/>
+        </w:rPr>
+        <w:t>제공하는 .raw</w:t>
+      </w:r>
+      <w:r>
+        <w:rPr>
+          <w:rFonts w:hint="eastAsia"/>
+          <w:sz w:val="22"/>
+        </w:rPr>
+        <w:t xml:space="preserve"> 포맷 추출이 우수하고</w:t>
+      </w:r>
+      <w:r>
+        <w:rPr>
+          <w:sz w:val="22"/>
+        </w:rPr>
+        <w:br/>
+      </w:r>
+      <w:r>
+        <w:rPr>
+          <w:rFonts w:hint="eastAsia"/>
+          <w:sz w:val="22"/>
+        </w:rPr>
+        <w:t>테셀레이션은 성능(매 프레임 메시 빌드) 및 퀄리티(popping 현상) 모두 애매해서</w:t>
+      </w:r>
+      <w:r>
+        <w:rPr>
+          <w:sz w:val="22"/>
+        </w:rPr>
+        <w:br/>
+      </w:r>
+      <w:r>
+        <w:rPr>
+          <w:rFonts w:hint="eastAsia"/>
+          <w:sz w:val="22"/>
+        </w:rPr>
+        <w:t>제거하기로 했음</w:t>
+      </w:r>
+    </w:p>
+    <w:p>
+      <w:pPr>
+        <w:pStyle w:val="a3"/>
         <w:ind w:leftChars="0"/>
         <w:jc w:val="left"/>
-        <w:rPr>
-          <w:sz w:val="22"/>
-        </w:rPr>
-      </w:pPr>
-      <w:r>
-        <w:rPr>
-          <w:rFonts w:hint="eastAsia"/>
-          <w:sz w:val="22"/>
-        </w:rPr>
-        <w:t>기존에는 RGBA 각 채널에 높이를 직접 인코딩해서 사용하고, 테셀레이션을 하는 등</w:t>
-      </w:r>
-      <w:r>
-        <w:rPr>
-          <w:sz w:val="22"/>
-        </w:rPr>
-        <w:br/>
-      </w:r>
-      <w:r>
-        <w:rPr>
-          <w:rFonts w:hint="eastAsia"/>
-          <w:sz w:val="22"/>
-        </w:rPr>
-        <w:t xml:space="preserve">복잡한 작업을 거쳤지만, 유니티가 기본으로 </w:t>
-      </w:r>
-      <w:proofErr w:type="gramStart"/>
-      <w:r>
-        <w:rPr>
-          <w:rFonts w:hint="eastAsia"/>
-          <w:sz w:val="22"/>
-        </w:rPr>
-        <w:t>제공하는 .raw</w:t>
-      </w:r>
-      <w:proofErr w:type="gramEnd"/>
-      <w:r>
-        <w:rPr>
-          <w:rFonts w:hint="eastAsia"/>
-          <w:sz w:val="22"/>
-        </w:rPr>
-        <w:t xml:space="preserve"> 포맷 추출이 우수하고</w:t>
-      </w:r>
-      <w:r>
-        <w:rPr>
-          <w:sz w:val="22"/>
-        </w:rPr>
-        <w:br/>
-      </w:r>
-      <w:r>
-        <w:rPr>
-          <w:rFonts w:hint="eastAsia"/>
-          <w:sz w:val="22"/>
-        </w:rPr>
-        <w:t>테셀레이션은 성능(매 프레임 메시 빌드) 및 퀄리티(popping 현상) 모두 애매해서</w:t>
-      </w:r>
-      <w:r>
-        <w:rPr>
-          <w:sz w:val="22"/>
-        </w:rPr>
-        <w:br/>
-      </w:r>
-      <w:r>
-        <w:rPr>
-          <w:rFonts w:hint="eastAsia"/>
-          <w:sz w:val="22"/>
-        </w:rPr>
-        <w:t>제거하기로 했음</w:t>
-      </w:r>
-    </w:p>
-    <w:p>
-      <w:pPr>
-        <w:pStyle w:val="a3"/>
         <w:numPr>
           <w:ilvl w:val="1"/>
           <w:numId w:val="1"/>
         </w:numPr>
-        <w:ind w:leftChars="0"/>
-        <w:jc w:val="left"/>
         <w:rPr>
           <w:sz w:val="22"/>
         </w:rPr>
@@ -967,10 +972,10 @@
     </w:p>
     <w:p>
       <w:pPr>
+        <w:autoSpaceDE/>
+        <w:autoSpaceDN/>
         <w:widowControl/>
         <w:wordWrap/>
-        <w:autoSpaceDE/>
-        <w:autoSpaceDN/>
         <w:rPr>
           <w:sz w:val="28"/>
           <w:szCs w:val="32"/>
@@ -998,7 +1003,6 @@
           <w:sz w:val="28"/>
           <w:szCs w:val="32"/>
         </w:rPr>
-        <w:lastRenderedPageBreak/>
         <w:t>이종진:</w:t>
       </w:r>
     </w:p>
@@ -1155,24 +1159,22 @@
           <w:szCs w:val="28"/>
         </w:rPr>
         <w:drawing>
-          <wp:inline distT="0" distB="0" distL="0" distR="0" wp14:anchorId="3EB02FAA" wp14:editId="6E2DA3B9">
+          <wp:inline distT="0" distB="0" distL="0" distR="0">
             <wp:extent cx="6646545" cy="5179060"/>
             <wp:effectExtent l="0" t="0" r="1905" b="2540"/>
-            <wp:docPr id="895537236" name="그림 1"/>
-            <wp:cNvGraphicFramePr>
-              <a:graphicFrameLocks xmlns:a="http://schemas.openxmlformats.org/drawingml/2006/main" noChangeAspect="1"/>
-            </wp:cNvGraphicFramePr>
+            <wp:docPr id="1025" name="그림 1"/>
+            <wp:cNvGraphicFramePr/>
             <a:graphic xmlns:a="http://schemas.openxmlformats.org/drawingml/2006/main">
               <a:graphicData uri="http://schemas.openxmlformats.org/drawingml/2006/picture">
                 <pic:pic xmlns:pic="http://schemas.openxmlformats.org/drawingml/2006/picture">
                   <pic:nvPicPr>
-                    <pic:cNvPr id="0" name="Picture 1"/>
+                    <pic:cNvPr id="1025" name="그림 1"/>
                     <pic:cNvPicPr>
-                      <a:picLocks noChangeAspect="1" noChangeArrowheads="1"/>
+                      <a:picLocks noUngrp="1"/>
                     </pic:cNvPicPr>
                   </pic:nvPicPr>
                   <pic:blipFill>
-                    <a:blip r:embed="rId5">
+                    <a:blip r:embed="rId1">
                       <a:extLst>
                         <a:ext uri="{28A0092B-C50C-407E-A947-70E740481C1C}">
                           <a14:useLocalDpi xmlns:a14="http://schemas.microsoft.com/office/drawing/2010/main" val="0"/>
@@ -1184,7 +1186,7 @@
                       <a:fillRect/>
                     </a:stretch>
                   </pic:blipFill>
-                  <pic:spPr bwMode="auto">
+                  <pic:spPr>
                     <a:xfrm>
                       <a:off x="0" y="0"/>
                       <a:ext cx="6646545" cy="5179060"/>
@@ -1252,22 +1254,520 @@
     </w:p>
     <w:p>
       <w:pPr>
-        <w:spacing w:after="0"/>
-        <w:rPr>
-          <w:szCs w:val="20"/>
-        </w:rPr>
-      </w:pPr>
-      <w:r>
-        <w:br w:type="page"/>
-      </w:r>
-      <w:r>
-        <w:rPr>
+        <w:spacing w:after="160" w:before="0" w:line="240"/>
+        <w:rPr>
+          <w:lang w:eastAsia="ko-KR"/>
           <w:rFonts w:hint="eastAsia"/>
           <w:sz w:val="28"/>
           <w:szCs w:val="32"/>
-        </w:rPr>
-        <w:lastRenderedPageBreak/>
+          <w:rtl w:val="off"/>
+        </w:rPr>
+      </w:pPr>
+      <w:r>
+        <w:br w:type="page"/>
+      </w:r>
+      <w:r>
+        <w:rPr>
+          <w:rFonts w:hint="eastAsia"/>
+          <w:sz w:val="28"/>
+          <w:szCs w:val="32"/>
+        </w:rPr>
         <w:t>우상훈:</w:t>
+      </w:r>
+    </w:p>
+    <w:p>
+      <w:pPr>
+        <w:pStyle w:val="a3"/>
+        <w:ind w:leftChars="0"/>
+        <w:numPr>
+          <w:ilvl w:val="0"/>
+          <w:numId w:val="2"/>
+        </w:numPr>
+        <w:spacing w:after="160" w:before="0" w:line="240"/>
+        <w:rPr>
+          <w:lang w:eastAsia="ko-KR"/>
+          <w:rFonts w:hint="eastAsia"/>
+          <w:sz w:val="22"/>
+          <w:szCs w:val="22"/>
+          <w:rtl w:val="off"/>
+        </w:rPr>
+      </w:pPr>
+      <w:r>
+        <w:rPr>
+          <w:lang w:eastAsia="ko-KR"/>
+          <w:rFonts w:hint="eastAsia"/>
+          <w:sz w:val="22"/>
+          <w:szCs w:val="22"/>
+          <w:rtl w:val="off"/>
+        </w:rPr>
+        <w:t>버그 수정</w:t>
+      </w:r>
+    </w:p>
+    <w:p>
+      <w:pPr>
+        <w:pStyle w:val="a3"/>
+        <w:ind w:leftChars="0"/>
+        <w:numPr>
+          <w:ilvl w:val="1"/>
+          <w:numId w:val="2"/>
+        </w:numPr>
+        <w:spacing w:after="160" w:before="0" w:line="240"/>
+        <w:rPr>
+          <w:lang w:eastAsia="ko-KR"/>
+          <w:rFonts w:hint="eastAsia"/>
+          <w:sz w:val="22"/>
+          <w:szCs w:val="22"/>
+          <w:rtl w:val="off"/>
+        </w:rPr>
+      </w:pPr>
+      <w:r>
+        <w:rPr>
+          <w:lang w:eastAsia="ko-KR"/>
+          <w:rFonts w:hint="eastAsia"/>
+          <w:sz w:val="22"/>
+          <w:szCs w:val="22"/>
+          <w:rtl w:val="off"/>
+        </w:rPr>
+        <w:t>서버 - SendBuffer 해제 처리 오류</w:t>
+      </w:r>
+    </w:p>
+    <w:p>
+      <w:pPr>
+        <w:pStyle w:val="a3"/>
+        <w:ind w:leftChars="0"/>
+        <w:numPr>
+          <w:ilvl w:val="2"/>
+          <w:numId w:val="2"/>
+        </w:numPr>
+        <w:spacing w:after="160" w:before="0" w:line="240"/>
+        <w:rPr>
+          <w:lang w:eastAsia="ko-KR"/>
+          <w:rFonts w:hint="eastAsia"/>
+          <w:sz w:val="22"/>
+          <w:szCs w:val="22"/>
+          <w:rtl w:val="off"/>
+        </w:rPr>
+      </w:pPr>
+      <w:r>
+        <w:rPr>
+          <w:lang w:eastAsia="ko-KR"/>
+          <w:rFonts w:hint="eastAsia"/>
+          <w:sz w:val="22"/>
+          <w:szCs w:val="22"/>
+          <w:rtl w:val="off"/>
+        </w:rPr>
+        <w:t>서버에서 WSASend 완료 이후, SendEvent가 보유하고 있는 SendBuffer 해제 로직이</w:t>
+      </w:r>
+      <w:r>
+        <w:rPr>
+          <w:lang w:eastAsia="ko-KR"/>
+          <w:rFonts w:hint="eastAsia"/>
+          <w:sz w:val="22"/>
+          <w:szCs w:val="22"/>
+          <w:rtl w:val="off"/>
+        </w:rPr>
+        <w:br/>
+      </w:r>
+      <w:r>
+        <w:rPr>
+          <w:lang w:eastAsia="ko-KR"/>
+          <w:rFonts w:hint="eastAsia"/>
+          <w:sz w:val="22"/>
+          <w:szCs w:val="22"/>
+          <w:rtl w:val="off"/>
+        </w:rPr>
+        <w:t>정상적으로 동작하지 않는 문제가 있었음.</w:t>
+      </w:r>
+    </w:p>
+    <w:p>
+      <w:pPr>
+        <w:pStyle w:val="a3"/>
+        <w:ind w:leftChars="0"/>
+        <w:numPr>
+          <w:ilvl w:val="2"/>
+          <w:numId w:val="2"/>
+        </w:numPr>
+        <w:spacing w:after="160" w:before="0" w:line="240"/>
+        <w:rPr>
+          <w:lang w:eastAsia="ko-KR"/>
+          <w:rFonts w:hint="eastAsia"/>
+          <w:sz w:val="22"/>
+          <w:szCs w:val="22"/>
+          <w:rtl w:val="off"/>
+        </w:rPr>
+      </w:pPr>
+      <w:r>
+        <w:rPr>
+          <w:lang w:eastAsia="ko-KR"/>
+          <w:rFonts w:hint="eastAsia"/>
+          <w:sz w:val="22"/>
+          <w:szCs w:val="22"/>
+          <w:rtl w:val="off"/>
+        </w:rPr>
+        <w:t>WSASend 호줄 전에, SendEvent 내부의 SendBuffer 벡터 크기를 임의로 100으로</w:t>
+      </w:r>
+      <w:r>
+        <w:rPr>
+          <w:lang w:eastAsia="ko-KR"/>
+          <w:rFonts w:hint="eastAsia"/>
+          <w:sz w:val="22"/>
+          <w:szCs w:val="22"/>
+          <w:rtl w:val="off"/>
+        </w:rPr>
+        <w:br/>
+      </w:r>
+      <w:r>
+        <w:rPr>
+          <w:lang w:eastAsia="ko-KR"/>
+          <w:rFonts w:hint="eastAsia"/>
+          <w:sz w:val="22"/>
+          <w:szCs w:val="22"/>
+          <w:rtl w:val="off"/>
+        </w:rPr>
+        <w:t>설정한 뒤, SendQueue에서 데이터를 꺼내 채우는 방식을오 구현되어 있음.</w:t>
+      </w:r>
+      <w:r>
+        <w:rPr>
+          <w:lang w:eastAsia="ko-KR"/>
+          <w:rFonts w:hint="eastAsia"/>
+          <w:sz w:val="22"/>
+          <w:szCs w:val="22"/>
+          <w:rtl w:val="off"/>
+        </w:rPr>
+        <w:br/>
+      </w:r>
+      <w:r>
+        <w:rPr>
+          <w:lang w:eastAsia="ko-KR"/>
+          <w:rFonts w:hint="eastAsia"/>
+          <w:sz w:val="22"/>
+          <w:szCs w:val="22"/>
+          <w:rtl w:val="off"/>
+        </w:rPr>
+        <w:t>그러나 실제로는 항상 100개의 SendBuffer가 채워지는 것이 아니기 때문에,</w:t>
+      </w:r>
+      <w:r>
+        <w:rPr>
+          <w:lang w:eastAsia="ko-KR"/>
+          <w:rFonts w:hint="eastAsia"/>
+          <w:sz w:val="22"/>
+          <w:szCs w:val="22"/>
+          <w:rtl w:val="off"/>
+        </w:rPr>
+        <w:br/>
+      </w:r>
+      <w:r>
+        <w:rPr>
+          <w:lang w:eastAsia="ko-KR"/>
+          <w:rFonts w:hint="eastAsia"/>
+          <w:sz w:val="22"/>
+          <w:szCs w:val="22"/>
+          <w:rtl w:val="off"/>
+        </w:rPr>
+        <w:t>일부 요소는 유효한 버퍼가 아닌 상태(nullptr)로 남게 됨.</w:t>
+      </w:r>
+    </w:p>
+    <w:p>
+      <w:pPr>
+        <w:pStyle w:val="a3"/>
+        <w:ind w:leftChars="0"/>
+        <w:numPr>
+          <w:ilvl w:val="2"/>
+          <w:numId w:val="2"/>
+        </w:numPr>
+        <w:spacing w:after="160" w:before="0" w:line="240"/>
+        <w:rPr>
+          <w:lang w:eastAsia="ko-KR"/>
+          <w:rFonts w:hint="eastAsia"/>
+          <w:sz w:val="22"/>
+          <w:szCs w:val="22"/>
+          <w:rtl w:val="off"/>
+        </w:rPr>
+      </w:pPr>
+      <w:r>
+        <w:rPr>
+          <w:lang w:eastAsia="ko-KR"/>
+          <w:rFonts w:hint="eastAsia"/>
+          <w:sz w:val="22"/>
+          <w:szCs w:val="22"/>
+          <w:rtl w:val="off"/>
+        </w:rPr>
+        <w:t>이 상태에서 WSASend 완료 후, 벡터의 모든 요소를 일괄적으로 해제할 경우</w:t>
+      </w:r>
+      <w:r>
+        <w:rPr>
+          <w:lang w:eastAsia="ko-KR"/>
+          <w:rFonts w:hint="eastAsia"/>
+          <w:sz w:val="22"/>
+          <w:szCs w:val="22"/>
+          <w:rtl w:val="off"/>
+        </w:rPr>
+        <w:br/>
+      </w:r>
+      <w:r>
+        <w:rPr>
+          <w:lang w:eastAsia="ko-KR"/>
+          <w:rFonts w:hint="eastAsia"/>
+          <w:sz w:val="22"/>
+          <w:szCs w:val="22"/>
+          <w:rtl w:val="off"/>
+        </w:rPr>
+        <w:t>유효하지 않은 버퍼까지 처리하게 되어 문제가 발생함</w:t>
+      </w:r>
+    </w:p>
+    <w:p>
+      <w:pPr>
+        <w:pStyle w:val="a3"/>
+        <w:ind w:leftChars="0"/>
+        <w:numPr>
+          <w:ilvl w:val="2"/>
+          <w:numId w:val="2"/>
+        </w:numPr>
+        <w:spacing w:after="160" w:before="0" w:line="240"/>
+        <w:rPr>
+          <w:lang w:eastAsia="ko-KR"/>
+          <w:rFonts w:hint="eastAsia"/>
+          <w:sz w:val="22"/>
+          <w:szCs w:val="22"/>
+          <w:rtl w:val="off"/>
+        </w:rPr>
+      </w:pPr>
+      <w:r>
+        <w:rPr>
+          <w:lang w:eastAsia="ko-KR"/>
+          <w:rFonts w:hint="eastAsia"/>
+          <w:sz w:val="22"/>
+          <w:szCs w:val="22"/>
+          <w:rtl w:val="off"/>
+        </w:rPr>
+        <w:t>따라서 SendBuffer 해제 시에는 반드시 nullptr 여부를 확인한 뒤 해제하도록 수정함.</w:t>
+      </w:r>
+    </w:p>
+    <w:p>
+      <w:pPr>
+        <w:pStyle w:val="a3"/>
+        <w:ind w:leftChars="0"/>
+        <w:numPr>
+          <w:ilvl w:val="1"/>
+          <w:numId w:val="2"/>
+        </w:numPr>
+        <w:spacing w:after="160" w:before="0" w:line="240"/>
+        <w:rPr>
+          <w:lang w:eastAsia="ko-KR"/>
+          <w:rFonts w:hint="eastAsia"/>
+          <w:sz w:val="22"/>
+          <w:szCs w:val="22"/>
+          <w:rtl w:val="off"/>
+        </w:rPr>
+      </w:pPr>
+      <w:r>
+        <w:rPr>
+          <w:lang w:eastAsia="ko-KR"/>
+          <w:rFonts w:hint="eastAsia"/>
+          <w:sz w:val="22"/>
+          <w:szCs w:val="22"/>
+          <w:rtl w:val="off"/>
+        </w:rPr>
+        <w:t>클라이언트 - 패킷 수신 이상 현상</w:t>
+      </w:r>
+    </w:p>
+    <w:p>
+      <w:pPr>
+        <w:pStyle w:val="a3"/>
+        <w:ind w:leftChars="0"/>
+        <w:numPr>
+          <w:ilvl w:val="2"/>
+          <w:numId w:val="2"/>
+        </w:numPr>
+        <w:spacing w:after="160" w:before="0" w:line="240"/>
+        <w:rPr>
+          <w:lang w:eastAsia="ko-KR"/>
+          <w:rFonts w:hint="eastAsia"/>
+          <w:sz w:val="22"/>
+          <w:szCs w:val="22"/>
+          <w:rtl w:val="off"/>
+        </w:rPr>
+      </w:pPr>
+      <w:r>
+        <w:rPr>
+          <w:lang w:eastAsia="ko-KR"/>
+          <w:rFonts w:hint="eastAsia"/>
+          <w:sz w:val="22"/>
+          <w:szCs w:val="22"/>
+          <w:rtl w:val="off"/>
+        </w:rPr>
+        <w:t>클라이언트에서 패킷을 수신하지 못하거나</w:t>
+      </w:r>
+      <w:r>
+        <w:rPr>
+          <w:lang w:eastAsia="ko-KR"/>
+          <w:rFonts w:hint="eastAsia"/>
+          <w:sz w:val="22"/>
+          <w:szCs w:val="22"/>
+          <w:rtl w:val="off"/>
+        </w:rPr>
+        <w:br/>
+      </w:r>
+      <w:r>
+        <w:rPr>
+          <w:lang w:eastAsia="ko-KR"/>
+          <w:rFonts w:hint="eastAsia"/>
+          <w:sz w:val="22"/>
+          <w:szCs w:val="22"/>
+          <w:rtl w:val="off"/>
+        </w:rPr>
+        <w:t>동일한 패킷을 두 번 이상 처리하는 문제가 발생함.</w:t>
+      </w:r>
+    </w:p>
+    <w:p>
+      <w:pPr>
+        <w:pStyle w:val="a3"/>
+        <w:ind w:leftChars="0"/>
+        <w:numPr>
+          <w:ilvl w:val="2"/>
+          <w:numId w:val="2"/>
+        </w:numPr>
+        <w:spacing w:after="160" w:before="0" w:line="240"/>
+        <w:rPr>
+          <w:lang w:eastAsia="ko-KR"/>
+          <w:rFonts w:hint="eastAsia"/>
+          <w:szCs w:val="20"/>
+          <w:rtl w:val="off"/>
+        </w:rPr>
+      </w:pPr>
+      <w:r>
+        <w:rPr>
+          <w:lang w:eastAsia="ko-KR"/>
+          <w:rFonts w:hint="eastAsia"/>
+          <w:sz w:val="22"/>
+          <w:szCs w:val="22"/>
+          <w:rtl w:val="off"/>
+        </w:rPr>
+        <w:t>패킷 미수신 문제는 WSARecv 완료 이후, 다음 수신 요청을 다시 등록하지 않은 것이</w:t>
+      </w:r>
+      <w:r>
+        <w:rPr>
+          <w:lang w:eastAsia="ko-KR"/>
+          <w:rFonts w:hint="eastAsia"/>
+          <w:sz w:val="22"/>
+          <w:szCs w:val="22"/>
+          <w:rtl w:val="off"/>
+        </w:rPr>
+        <w:br/>
+      </w:r>
+      <w:r>
+        <w:rPr>
+          <w:lang w:eastAsia="ko-KR"/>
+          <w:rFonts w:hint="eastAsia"/>
+          <w:sz w:val="22"/>
+          <w:szCs w:val="22"/>
+          <w:rtl w:val="off"/>
+        </w:rPr>
+        <w:t>원인이었음. 이에 따라 WSARecv 완료 후 반드시 다음 WSARecv를 재등록하도록</w:t>
+      </w:r>
+      <w:r>
+        <w:rPr>
+          <w:lang w:eastAsia="ko-KR"/>
+          <w:rFonts w:hint="eastAsia"/>
+          <w:sz w:val="22"/>
+          <w:szCs w:val="22"/>
+          <w:rtl w:val="off"/>
+        </w:rPr>
+        <w:br/>
+      </w:r>
+      <w:r>
+        <w:rPr>
+          <w:lang w:eastAsia="ko-KR"/>
+          <w:rFonts w:hint="eastAsia"/>
+          <w:sz w:val="22"/>
+          <w:szCs w:val="22"/>
+          <w:rtl w:val="off"/>
+        </w:rPr>
+        <w:t xml:space="preserve">수정함. </w:t>
+      </w:r>
+    </w:p>
+    <w:p>
+      <w:pPr>
+        <w:pStyle w:val="a3"/>
+        <w:ind w:leftChars="0"/>
+        <w:numPr>
+          <w:ilvl w:val="2"/>
+          <w:numId w:val="2"/>
+        </w:numPr>
+        <w:spacing w:after="160" w:before="0" w:line="240"/>
+        <w:rPr>
+          <w:szCs w:val="20"/>
+        </w:rPr>
+      </w:pPr>
+      <w:r>
+        <w:rPr>
+          <w:lang w:eastAsia="ko-KR"/>
+          <w:rFonts w:hint="eastAsia"/>
+          <w:sz w:val="22"/>
+          <w:szCs w:val="22"/>
+          <w:rtl w:val="off"/>
+        </w:rPr>
+        <w:t>패킷 중복 수신 문제는 RecvBuffer를 적절히 정리하지 않아,</w:t>
+      </w:r>
+      <w:r>
+        <w:rPr>
+          <w:lang w:eastAsia="ko-KR"/>
+          <w:rFonts w:hint="eastAsia"/>
+          <w:sz w:val="22"/>
+          <w:szCs w:val="22"/>
+          <w:rtl w:val="off"/>
+        </w:rPr>
+        <w:br/>
+      </w:r>
+      <w:r>
+        <w:rPr>
+          <w:lang w:eastAsia="ko-KR"/>
+          <w:rFonts w:hint="eastAsia"/>
+          <w:sz w:val="22"/>
+          <w:szCs w:val="22"/>
+          <w:rtl w:val="off"/>
+        </w:rPr>
+        <w:t>이미 처리된 데이터가 버퍼에 남아 재처리되는 것이 원인이었음.</w:t>
+      </w:r>
+      <w:r>
+        <w:rPr>
+          <w:lang w:eastAsia="ko-KR"/>
+          <w:rFonts w:hint="eastAsia"/>
+          <w:sz w:val="22"/>
+          <w:szCs w:val="22"/>
+          <w:rtl w:val="off"/>
+        </w:rPr>
+        <w:br/>
+      </w:r>
+      <w:r>
+        <w:rPr>
+          <w:lang w:eastAsia="ko-KR"/>
+          <w:rFonts w:hint="eastAsia"/>
+          <w:sz w:val="22"/>
+          <w:szCs w:val="22"/>
+          <w:rtl w:val="off"/>
+        </w:rPr>
+        <w:t>이를 해결하기 위해 패킷 처리 후 RecvBuffer의 읽기 위치를 갱신하고,</w:t>
+      </w:r>
+      <w:r>
+        <w:rPr>
+          <w:lang w:eastAsia="ko-KR"/>
+          <w:rFonts w:hint="eastAsia"/>
+          <w:sz w:val="22"/>
+          <w:szCs w:val="22"/>
+          <w:rtl w:val="off"/>
+        </w:rPr>
+        <w:br/>
+      </w:r>
+      <w:r>
+        <w:rPr>
+          <w:lang w:eastAsia="ko-KR"/>
+          <w:rFonts w:hint="eastAsia"/>
+          <w:sz w:val="22"/>
+          <w:szCs w:val="22"/>
+          <w:rtl w:val="off"/>
+        </w:rPr>
+        <w:t>RecvBuffer 클래스의 clean 함수로 버퍼를 정리함.</w:t>
       </w:r>
     </w:p>
     <w:p>
@@ -1299,7 +1799,7 @@
       </w:tblGrid>
       <w:tr>
         <w:trPr>
-          <w:trHeight w:val="875"/>
+          <w:trHeight w:val="875" w:hRule="atLeast"/>
         </w:trPr>
         <w:tc>
           <w:tcPr>
@@ -1315,7 +1815,6 @@
               </w:rPr>
             </w:pPr>
             <w:r>
-              <w:lastRenderedPageBreak/>
               <w:br w:type="page"/>
             </w:r>
             <w:r>
@@ -1376,7 +1875,7 @@
       </w:tr>
       <w:tr>
         <w:trPr>
-          <w:trHeight w:val="590"/>
+          <w:trHeight w:val="590" w:hRule="atLeast"/>
         </w:trPr>
         <w:tc>
           <w:tcPr>
@@ -1511,7 +2010,7 @@
       </w:tr>
       <w:tr>
         <w:trPr>
-          <w:trHeight w:val="1520"/>
+          <w:trHeight w:val="1520" w:hRule="atLeast"/>
         </w:trPr>
         <w:tc>
           <w:tcPr>
@@ -1559,6 +2058,17 @@
               </w:rPr>
               <w:t xml:space="preserve">우상훈: </w:t>
             </w:r>
+            <w:r>
+              <w:rPr>
+                <w:lang w:eastAsia="ko-KR"/>
+                <w:rFonts w:hint="eastAsia"/>
+                <w:b/>
+                <w:bCs/>
+                <w:szCs w:val="20"/>
+                <w:rtl w:val="off"/>
+              </w:rPr>
+              <w:t>플레이어 이동 동기화</w:t>
+            </w:r>
           </w:p>
           <w:p>
             <w:pPr>
@@ -1617,12 +2127,12 @@
       </w:tr>
       <w:tr>
         <w:trPr>
-          <w:trHeight w:val="1963"/>
+          <w:trHeight w:val="1963" w:hRule="atLeast"/>
         </w:trPr>
         <w:tc>
           <w:tcPr>
             <w:tcW w:w="1555" w:type="dxa"/>
-            <w:shd w:val="clear" w:color="auto" w:fill="F2F2F2" w:themeFill="background1" w:themeFillShade="F2"/>
+            <w:shd w:val="clear" w:color="auto" w:fill="F2F2F2" w:themeFill="background1" w:themeFillShade="f2"/>
             <w:vAlign w:val="center"/>
           </w:tcPr>
           <w:p>
@@ -1671,7 +2181,7 @@
           <w:tcPr>
             <w:tcW w:w="8901" w:type="dxa"/>
             <w:gridSpan w:val="3"/>
-            <w:shd w:val="clear" w:color="auto" w:fill="F2F2F2" w:themeFill="background1" w:themeFillShade="F2"/>
+            <w:shd w:val="clear" w:color="auto" w:fill="F2F2F2" w:themeFill="background1" w:themeFillShade="f2"/>
             <w:vAlign w:val="center"/>
           </w:tcPr>
           <w:p>
@@ -1694,21 +2204,20 @@
 </file>
 
 <file path=word/numbering.xml><?xml version="1.0" encoding="utf-8"?>
-<w:numbering xmlns:wpc="http://schemas.microsoft.com/office/word/2010/wordprocessingCanvas" xmlns:cx="http://schemas.microsoft.com/office/drawing/2014/chartex" xmlns:cx1="http://schemas.microsoft.com/office/drawing/2015/9/8/chartex" xmlns:cx2="http://schemas.microsoft.com/office/drawing/2015/10/21/chartex" xmlns:cx3="http://schemas.microsoft.com/office/drawing/2016/5/9/chartex" xmlns:cx4="http://schemas.microsoft.com/office/drawing/2016/5/10/chartex" xmlns:cx5="http://schemas.microsoft.com/office/drawing/2016/5/11/chartex" xmlns:cx6="http://schemas.microsoft.com/office/drawing/2016/5/12/chartex" xmlns:cx7="http://schemas.microsoft.com/office/drawing/2016/5/13/chartex" xmlns:cx8="http://schemas.microsoft.com/office/drawing/2016/5/14/chartex" xmlns:mc="http://schemas.openxmlformats.org/markup-compatibility/2006" xmlns:aink="http://schemas.microsoft.com/office/drawing/2016/ink" xmlns:am3d="http://schemas.microsoft.com/office/drawing/2017/model3d" xmlns:o="urn:schemas-microsoft-com:office:office" xmlns:oel="http://schemas.microsoft.com/office/2019/extlst" xmlns:r="http://schemas.openxmlformats.org/officeDocument/2006/relationships" xmlns:m="http://schemas.openxmlformats.org/officeDocument/2006/math" xmlns:v="urn:schemas-microsoft-com:vml" xmlns:wp14="http://schemas.microsoft.com/office/word/2010/wordprocessingDrawing" xmlns:wp="http://schemas.openxmlformats.org/drawingml/2006/wordprocessingDrawing" xmlns:w10="urn:schemas-microsoft-com:office:word" xmlns:w="http://schemas.openxmlformats.org/wordprocessingml/2006/main" xmlns:w14="http://schemas.microsoft.com/office/word/2010/wordml" xmlns:w15="http://schemas.microsoft.com/office/word/2012/wordml" xmlns:w16cex="http://schemas.microsoft.com/office/word/2018/wordml/cex" xmlns:w16cid="http://schemas.microsoft.com/office/word/2016/wordml/cid" xmlns:w16="http://schemas.microsoft.com/office/word/2018/wordml" xmlns:w16du="http://schemas.microsoft.com/office/word/2023/wordml/word16du" xmlns:w16sdtdh="http://schemas.microsoft.com/office/word/2020/wordml/sdtdatahash" xmlns:w16sdtfl="http://schemas.microsoft.com/office/word/2024/wordml/sdtformatlock" xmlns:w16se="http://schemas.microsoft.com/office/word/2015/wordml/symex" xmlns:wpg="http://schemas.microsoft.com/office/word/2010/wordprocessingGroup" xmlns:wpi="http://schemas.microsoft.com/office/word/2010/wordprocessingInk" xmlns:wne="http://schemas.microsoft.com/office/word/2006/wordml" xmlns:wps="http://schemas.microsoft.com/office/word/2010/wordprocessingShape" mc:Ignorable="w14 w15 w16se w16cid w16 w16cex w16sdtdh w16sdtfl w16du wp14">
-  <w:abstractNum w:abstractNumId="0" w15:restartNumberingAfterBreak="0">
-    <w:nsid w:val="FF7FEF50"/>
+<w:numbering xmlns:ve="http://schemas.openxmlformats.org/markup-compatibility/2006" xmlns:o="urn:schemas-microsoft-com:office:office" xmlns:r="http://schemas.openxmlformats.org/officeDocument/2006/relationships" xmlns:m="http://schemas.openxmlformats.org/officeDocument/2006/math" xmlns:v="urn:schemas-microsoft-com:vml" xmlns:wp="http://schemas.openxmlformats.org/drawingml/2006/wordprocessingDrawing" xmlns:w10="urn:schemas-microsoft-com:office:word" xmlns:w="http://schemas.openxmlformats.org/wordprocessingml/2006/main" xmlns:w14="http://schemas.microsoft.com/office/word/2010/wordml" xmlns:wne="http://schemas.microsoft.com/office/word/2006/wordml">
+  <w:abstractNum w:abstractNumId="0">
+    <w:nsid w:val="ff7fef50"/>
     <w:multiLevelType w:val="hybridMultilevel"/>
-    <w:tmpl w:val="2188C7E4"/>
-    <w:lvl w:ilvl="0" w:tplc="0409000F">
+    <w:tmpl w:val="2188c7e4"/>
+    <w:lvl w:ilvl="0" w:tplc="409000f">
       <w:start w:val="1"/>
-      <w:numFmt w:val="decimal"/>
       <w:lvlText w:val="%1."/>
       <w:lvlJc w:val="left"/>
       <w:pPr>
         <w:ind w:left="800" w:hanging="400"/>
       </w:pPr>
     </w:lvl>
-    <w:lvl w:ilvl="1" w:tplc="4392858C">
+    <w:lvl w:ilvl="1" w:tplc="4392858c">
       <w:start w:val="1"/>
       <w:numFmt w:val="lowerLetter"/>
       <w:lvlText w:val="%2."/>
@@ -1717,7 +2226,7 @@
         <w:ind w:left="1200" w:hanging="400"/>
       </w:pPr>
     </w:lvl>
-    <w:lvl w:ilvl="2" w:tplc="0409001B">
+    <w:lvl w:ilvl="2" w:tplc="409001b">
       <w:start w:val="1"/>
       <w:numFmt w:val="lowerRoman"/>
       <w:lvlText w:val="%3."/>
@@ -1726,16 +2235,15 @@
         <w:ind w:left="1600" w:hanging="400"/>
       </w:pPr>
     </w:lvl>
-    <w:lvl w:ilvl="3" w:tplc="0409000F">
+    <w:lvl w:ilvl="3" w:tplc="409000f">
       <w:start w:val="1"/>
-      <w:numFmt w:val="decimal"/>
       <w:lvlText w:val="%4."/>
       <w:lvlJc w:val="left"/>
       <w:pPr>
         <w:ind w:left="2000" w:hanging="400"/>
       </w:pPr>
     </w:lvl>
-    <w:lvl w:ilvl="4" w:tplc="4392858C">
+    <w:lvl w:ilvl="4" w:tplc="4392858c">
       <w:start w:val="1"/>
       <w:numFmt w:val="lowerLetter"/>
       <w:lvlText w:val="%5."/>
@@ -1744,7 +2252,7 @@
         <w:ind w:left="2400" w:hanging="400"/>
       </w:pPr>
     </w:lvl>
-    <w:lvl w:ilvl="5" w:tplc="0409001B">
+    <w:lvl w:ilvl="5" w:tplc="409001b">
       <w:start w:val="1"/>
       <w:numFmt w:val="lowerRoman"/>
       <w:lvlText w:val="%6."/>
@@ -1753,16 +2261,15 @@
         <w:ind w:left="2800" w:hanging="400"/>
       </w:pPr>
     </w:lvl>
-    <w:lvl w:ilvl="6" w:tplc="0409000F">
+    <w:lvl w:ilvl="6" w:tplc="409000f">
       <w:start w:val="1"/>
-      <w:numFmt w:val="decimal"/>
       <w:lvlText w:val="%7."/>
       <w:lvlJc w:val="left"/>
       <w:pPr>
         <w:ind w:left="3200" w:hanging="400"/>
       </w:pPr>
     </w:lvl>
-    <w:lvl w:ilvl="7" w:tplc="4392858C">
+    <w:lvl w:ilvl="7" w:tplc="4392858c">
       <w:start w:val="1"/>
       <w:numFmt w:val="lowerLetter"/>
       <w:lvlText w:val="%8."/>
@@ -1771,7 +2278,7 @@
         <w:ind w:left="3600" w:hanging="400"/>
       </w:pPr>
     </w:lvl>
-    <w:lvl w:ilvl="8" w:tplc="0409001B">
+    <w:lvl w:ilvl="8" w:tplc="409001b">
       <w:start w:val="1"/>
       <w:numFmt w:val="lowerRoman"/>
       <w:lvlText w:val="%9."/>
@@ -1781,20 +2288,19 @@
       </w:pPr>
     </w:lvl>
   </w:abstractNum>
-  <w:abstractNum w:abstractNumId="1" w15:restartNumberingAfterBreak="0">
-    <w:nsid w:val="FFFFEB00"/>
+  <w:abstractNum w:abstractNumId="1">
+    <w:nsid w:val="feeff790"/>
     <w:multiLevelType w:val="hybridMultilevel"/>
-    <w:tmpl w:val="49F4AB8E"/>
-    <w:lvl w:ilvl="0" w:tplc="0409000F">
+    <w:lvl w:ilvl="0" w:tplc="409000f">
       <w:start w:val="1"/>
-      <w:numFmt w:val="decimal"/>
       <w:lvlText w:val="%1."/>
       <w:lvlJc w:val="left"/>
       <w:pPr>
         <w:ind w:left="800" w:hanging="400"/>
       </w:pPr>
+      <w:rPr/>
     </w:lvl>
-    <w:lvl w:ilvl="1" w:tplc="4392858C">
+    <w:lvl w:ilvl="1" w:tplc="4392858c">
       <w:start w:val="1"/>
       <w:numFmt w:val="lowerLetter"/>
       <w:lvlText w:val="%2."/>
@@ -1802,8 +2308,9 @@
       <w:pPr>
         <w:ind w:left="1200" w:hanging="400"/>
       </w:pPr>
+      <w:rPr/>
     </w:lvl>
-    <w:lvl w:ilvl="2" w:tplc="0409001B">
+    <w:lvl w:ilvl="2" w:tplc="409001b">
       <w:start w:val="1"/>
       <w:numFmt w:val="lowerRoman"/>
       <w:lvlText w:val="%3."/>
@@ -1811,17 +2318,18 @@
       <w:pPr>
         <w:ind w:left="1600" w:hanging="400"/>
       </w:pPr>
+      <w:rPr/>
     </w:lvl>
-    <w:lvl w:ilvl="3" w:tplc="0409000F">
+    <w:lvl w:ilvl="3" w:tplc="409000f">
       <w:start w:val="1"/>
-      <w:numFmt w:val="decimal"/>
       <w:lvlText w:val="%4."/>
       <w:lvlJc w:val="left"/>
       <w:pPr>
         <w:ind w:left="2000" w:hanging="400"/>
       </w:pPr>
+      <w:rPr/>
     </w:lvl>
-    <w:lvl w:ilvl="4" w:tplc="4392858C">
+    <w:lvl w:ilvl="4" w:tplc="4392858c">
       <w:start w:val="1"/>
       <w:numFmt w:val="lowerLetter"/>
       <w:lvlText w:val="%5."/>
@@ -1829,8 +2337,9 @@
       <w:pPr>
         <w:ind w:left="2400" w:hanging="400"/>
       </w:pPr>
+      <w:rPr/>
     </w:lvl>
-    <w:lvl w:ilvl="5" w:tplc="0409001B">
+    <w:lvl w:ilvl="5" w:tplc="409001b">
       <w:start w:val="1"/>
       <w:numFmt w:val="lowerRoman"/>
       <w:lvlText w:val="%6."/>
@@ -1838,17 +2347,18 @@
       <w:pPr>
         <w:ind w:left="2800" w:hanging="400"/>
       </w:pPr>
+      <w:rPr/>
     </w:lvl>
-    <w:lvl w:ilvl="6" w:tplc="0409000F">
+    <w:lvl w:ilvl="6" w:tplc="409000f">
       <w:start w:val="1"/>
-      <w:numFmt w:val="decimal"/>
       <w:lvlText w:val="%7."/>
       <w:lvlJc w:val="left"/>
       <w:pPr>
         <w:ind w:left="3200" w:hanging="400"/>
       </w:pPr>
+      <w:rPr/>
     </w:lvl>
-    <w:lvl w:ilvl="7" w:tplc="4392858C">
+    <w:lvl w:ilvl="7" w:tplc="4392858c">
       <w:start w:val="1"/>
       <w:numFmt w:val="lowerLetter"/>
       <w:lvlText w:val="%8."/>
@@ -1856,8 +2366,9 @@
       <w:pPr>
         <w:ind w:left="3600" w:hanging="400"/>
       </w:pPr>
+      <w:rPr/>
     </w:lvl>
-    <w:lvl w:ilvl="8" w:tplc="0409001B">
+    <w:lvl w:ilvl="8" w:tplc="409001b">
       <w:start w:val="1"/>
       <w:numFmt w:val="lowerRoman"/>
       <w:lvlText w:val="%9."/>
@@ -1865,264 +2376,33 @@
       <w:pPr>
         <w:ind w:left="4000" w:hanging="400"/>
       </w:pPr>
+      <w:rPr/>
     </w:lvl>
   </w:abstractNum>
-  <w:abstractNum w:abstractNumId="2" w15:restartNumberingAfterBreak="0">
-    <w:nsid w:val="27DD714E"/>
-    <w:multiLevelType w:val="hybridMultilevel"/>
-    <w:tmpl w:val="1D00FAA8"/>
-    <w:lvl w:ilvl="0" w:tplc="B55614FA">
-      <w:start w:val="1"/>
-      <w:numFmt w:val="bullet"/>
-      <w:lvlText w:val="-"/>
-      <w:lvlJc w:val="left"/>
-      <w:pPr>
-        <w:ind w:left="800" w:hanging="360"/>
-      </w:pPr>
-      <w:rPr>
-        <w:rFonts w:ascii="맑은 고딕" w:eastAsia="맑은 고딕" w:hAnsi="맑은 고딕" w:cstheme="minorBidi" w:hint="eastAsia"/>
-      </w:rPr>
-    </w:lvl>
-    <w:lvl w:ilvl="1" w:tplc="04090003">
-      <w:start w:val="1"/>
-      <w:numFmt w:val="bullet"/>
-      <w:lvlText w:val=""/>
-      <w:lvlJc w:val="left"/>
-      <w:pPr>
-        <w:ind w:left="1320" w:hanging="440"/>
-      </w:pPr>
-      <w:rPr>
-        <w:rFonts w:ascii="Wingdings" w:hAnsi="Wingdings" w:hint="default"/>
-      </w:rPr>
-    </w:lvl>
-    <w:lvl w:ilvl="2" w:tplc="04090005">
-      <w:start w:val="1"/>
-      <w:numFmt w:val="bullet"/>
-      <w:lvlText w:val=""/>
-      <w:lvlJc w:val="left"/>
-      <w:pPr>
-        <w:ind w:left="1760" w:hanging="440"/>
-      </w:pPr>
-      <w:rPr>
-        <w:rFonts w:ascii="Wingdings" w:hAnsi="Wingdings" w:hint="default"/>
-      </w:rPr>
-    </w:lvl>
-    <w:lvl w:ilvl="3" w:tplc="04090001" w:tentative="1">
-      <w:start w:val="1"/>
-      <w:numFmt w:val="bullet"/>
-      <w:lvlText w:val=""/>
-      <w:lvlJc w:val="left"/>
-      <w:pPr>
-        <w:ind w:left="2200" w:hanging="440"/>
-      </w:pPr>
-      <w:rPr>
-        <w:rFonts w:ascii="Wingdings" w:hAnsi="Wingdings" w:hint="default"/>
-      </w:rPr>
-    </w:lvl>
-    <w:lvl w:ilvl="4" w:tplc="04090003" w:tentative="1">
-      <w:start w:val="1"/>
-      <w:numFmt w:val="bullet"/>
-      <w:lvlText w:val=""/>
-      <w:lvlJc w:val="left"/>
-      <w:pPr>
-        <w:ind w:left="2640" w:hanging="440"/>
-      </w:pPr>
-      <w:rPr>
-        <w:rFonts w:ascii="Wingdings" w:hAnsi="Wingdings" w:hint="default"/>
-      </w:rPr>
-    </w:lvl>
-    <w:lvl w:ilvl="5" w:tplc="04090005" w:tentative="1">
-      <w:start w:val="1"/>
-      <w:numFmt w:val="bullet"/>
-      <w:lvlText w:val=""/>
-      <w:lvlJc w:val="left"/>
-      <w:pPr>
-        <w:ind w:left="3080" w:hanging="440"/>
-      </w:pPr>
-      <w:rPr>
-        <w:rFonts w:ascii="Wingdings" w:hAnsi="Wingdings" w:hint="default"/>
-      </w:rPr>
-    </w:lvl>
-    <w:lvl w:ilvl="6" w:tplc="04090001" w:tentative="1">
-      <w:start w:val="1"/>
-      <w:numFmt w:val="bullet"/>
-      <w:lvlText w:val=""/>
-      <w:lvlJc w:val="left"/>
-      <w:pPr>
-        <w:ind w:left="3520" w:hanging="440"/>
-      </w:pPr>
-      <w:rPr>
-        <w:rFonts w:ascii="Wingdings" w:hAnsi="Wingdings" w:hint="default"/>
-      </w:rPr>
-    </w:lvl>
-    <w:lvl w:ilvl="7" w:tplc="04090003" w:tentative="1">
-      <w:start w:val="1"/>
-      <w:numFmt w:val="bullet"/>
-      <w:lvlText w:val=""/>
-      <w:lvlJc w:val="left"/>
-      <w:pPr>
-        <w:ind w:left="3960" w:hanging="440"/>
-      </w:pPr>
-      <w:rPr>
-        <w:rFonts w:ascii="Wingdings" w:hAnsi="Wingdings" w:hint="default"/>
-      </w:rPr>
-    </w:lvl>
-    <w:lvl w:ilvl="8" w:tplc="04090005" w:tentative="1">
-      <w:start w:val="1"/>
-      <w:numFmt w:val="bullet"/>
-      <w:lvlText w:val=""/>
-      <w:lvlJc w:val="left"/>
-      <w:pPr>
-        <w:ind w:left="4400" w:hanging="440"/>
-      </w:pPr>
-      <w:rPr>
-        <w:rFonts w:ascii="Wingdings" w:hAnsi="Wingdings" w:hint="default"/>
-      </w:rPr>
-    </w:lvl>
-  </w:abstractNum>
-  <w:abstractNum w:abstractNumId="3" w15:restartNumberingAfterBreak="0">
-    <w:nsid w:val="6972091B"/>
-    <w:multiLevelType w:val="hybridMultilevel"/>
-    <w:tmpl w:val="12FC9060"/>
-    <w:lvl w:ilvl="0" w:tplc="DA38549A">
-      <w:start w:val="1"/>
-      <w:numFmt w:val="bullet"/>
-      <w:lvlText w:val="-"/>
-      <w:lvlJc w:val="left"/>
-      <w:pPr>
-        <w:ind w:left="495" w:hanging="360"/>
-      </w:pPr>
-      <w:rPr>
-        <w:rFonts w:ascii="맑은 고딕" w:eastAsia="맑은 고딕" w:hAnsi="맑은 고딕" w:cstheme="minorBidi" w:hint="eastAsia"/>
-      </w:rPr>
-    </w:lvl>
-    <w:lvl w:ilvl="1" w:tplc="04090003" w:tentative="1">
-      <w:start w:val="1"/>
-      <w:numFmt w:val="bullet"/>
-      <w:lvlText w:val=""/>
-      <w:lvlJc w:val="left"/>
-      <w:pPr>
-        <w:ind w:left="1015" w:hanging="440"/>
-      </w:pPr>
-      <w:rPr>
-        <w:rFonts w:ascii="Wingdings" w:hAnsi="Wingdings" w:hint="default"/>
-      </w:rPr>
-    </w:lvl>
-    <w:lvl w:ilvl="2" w:tplc="04090005" w:tentative="1">
-      <w:start w:val="1"/>
-      <w:numFmt w:val="bullet"/>
-      <w:lvlText w:val=""/>
-      <w:lvlJc w:val="left"/>
-      <w:pPr>
-        <w:ind w:left="1455" w:hanging="440"/>
-      </w:pPr>
-      <w:rPr>
-        <w:rFonts w:ascii="Wingdings" w:hAnsi="Wingdings" w:hint="default"/>
-      </w:rPr>
-    </w:lvl>
-    <w:lvl w:ilvl="3" w:tplc="04090001" w:tentative="1">
-      <w:start w:val="1"/>
-      <w:numFmt w:val="bullet"/>
-      <w:lvlText w:val=""/>
-      <w:lvlJc w:val="left"/>
-      <w:pPr>
-        <w:ind w:left="1895" w:hanging="440"/>
-      </w:pPr>
-      <w:rPr>
-        <w:rFonts w:ascii="Wingdings" w:hAnsi="Wingdings" w:hint="default"/>
-      </w:rPr>
-    </w:lvl>
-    <w:lvl w:ilvl="4" w:tplc="04090003" w:tentative="1">
-      <w:start w:val="1"/>
-      <w:numFmt w:val="bullet"/>
-      <w:lvlText w:val=""/>
-      <w:lvlJc w:val="left"/>
-      <w:pPr>
-        <w:ind w:left="2335" w:hanging="440"/>
-      </w:pPr>
-      <w:rPr>
-        <w:rFonts w:ascii="Wingdings" w:hAnsi="Wingdings" w:hint="default"/>
-      </w:rPr>
-    </w:lvl>
-    <w:lvl w:ilvl="5" w:tplc="04090005" w:tentative="1">
-      <w:start w:val="1"/>
-      <w:numFmt w:val="bullet"/>
-      <w:lvlText w:val=""/>
-      <w:lvlJc w:val="left"/>
-      <w:pPr>
-        <w:ind w:left="2775" w:hanging="440"/>
-      </w:pPr>
-      <w:rPr>
-        <w:rFonts w:ascii="Wingdings" w:hAnsi="Wingdings" w:hint="default"/>
-      </w:rPr>
-    </w:lvl>
-    <w:lvl w:ilvl="6" w:tplc="04090001" w:tentative="1">
-      <w:start w:val="1"/>
-      <w:numFmt w:val="bullet"/>
-      <w:lvlText w:val=""/>
-      <w:lvlJc w:val="left"/>
-      <w:pPr>
-        <w:ind w:left="3215" w:hanging="440"/>
-      </w:pPr>
-      <w:rPr>
-        <w:rFonts w:ascii="Wingdings" w:hAnsi="Wingdings" w:hint="default"/>
-      </w:rPr>
-    </w:lvl>
-    <w:lvl w:ilvl="7" w:tplc="04090003" w:tentative="1">
-      <w:start w:val="1"/>
-      <w:numFmt w:val="bullet"/>
-      <w:lvlText w:val=""/>
-      <w:lvlJc w:val="left"/>
-      <w:pPr>
-        <w:ind w:left="3655" w:hanging="440"/>
-      </w:pPr>
-      <w:rPr>
-        <w:rFonts w:ascii="Wingdings" w:hAnsi="Wingdings" w:hint="default"/>
-      </w:rPr>
-    </w:lvl>
-    <w:lvl w:ilvl="8" w:tplc="04090005" w:tentative="1">
-      <w:start w:val="1"/>
-      <w:numFmt w:val="bullet"/>
-      <w:lvlText w:val=""/>
-      <w:lvlJc w:val="left"/>
-      <w:pPr>
-        <w:ind w:left="4095" w:hanging="440"/>
-      </w:pPr>
-      <w:rPr>
-        <w:rFonts w:ascii="Wingdings" w:hAnsi="Wingdings" w:hint="default"/>
-      </w:rPr>
-    </w:lvl>
-  </w:abstractNum>
-  <w:num w:numId="1" w16cid:durableId="1549368491">
+  <w:num w:numId="1">
     <w:abstractNumId w:val="0"/>
   </w:num>
-  <w:num w:numId="2" w16cid:durableId="118885204">
+  <w:num w:numId="2">
     <w:abstractNumId w:val="1"/>
-  </w:num>
-  <w:num w:numId="3" w16cid:durableId="1756707322">
-    <w:abstractNumId w:val="2"/>
-  </w:num>
-  <w:num w:numId="4" w16cid:durableId="1209493236">
-    <w:abstractNumId w:val="3"/>
   </w:num>
 </w:numbering>
 </file>
 
 <file path=word/styles.xml><?xml version="1.0" encoding="utf-8"?>
-<w:styles xmlns:mc="http://schemas.openxmlformats.org/markup-compatibility/2006" xmlns:r="http://schemas.openxmlformats.org/officeDocument/2006/relationships" xmlns:w="http://schemas.openxmlformats.org/wordprocessingml/2006/main" xmlns:w14="http://schemas.microsoft.com/office/word/2010/wordml" xmlns:w15="http://schemas.microsoft.com/office/word/2012/wordml" xmlns:w16cex="http://schemas.microsoft.com/office/word/2018/wordml/cex" xmlns:w16cid="http://schemas.microsoft.com/office/word/2016/wordml/cid" xmlns:w16="http://schemas.microsoft.com/office/word/2018/wordml" xmlns:w16du="http://schemas.microsoft.com/office/word/2023/wordml/word16du" xmlns:w16sdtdh="http://schemas.microsoft.com/office/word/2020/wordml/sdtdatahash" xmlns:w16sdtfl="http://schemas.microsoft.com/office/word/2024/wordml/sdtformatlock" xmlns:w16se="http://schemas.microsoft.com/office/word/2015/wordml/symex" mc:Ignorable="w14 w15 w16se w16cid w16 w16cex w16sdtdh w16sdtfl w16du">
+<w:styles xmlns:r="http://schemas.openxmlformats.org/officeDocument/2006/relationships" xmlns:w="http://schemas.openxmlformats.org/wordprocessingml/2006/main">
   <w:docDefaults>
     <w:rPrDefault>
       <w:rPr>
+        <w:lang w:val="en-US" w:eastAsia="ko-KR" w:bidi="ar-SA"/>
         <w:rFonts w:asciiTheme="minorHAnsi" w:eastAsiaTheme="minorEastAsia" w:hAnsiTheme="minorHAnsi" w:cstheme="minorBidi"/>
+        <w:szCs w:val="22"/>
         <w:kern w:val="2"/>
-        <w:szCs w:val="22"/>
-        <w:lang w:val="en-US" w:eastAsia="ko-KR" w:bidi="ar-SA"/>
       </w:rPr>
     </w:rPrDefault>
     <w:pPrDefault>
       <w:pPr>
+        <w:jc w:val="both"/>
         <w:spacing w:after="160" w:line="259" w:lineRule="auto"/>
-        <w:jc w:val="both"/>
       </w:pPr>
     </w:pPrDefault>
   </w:docDefaults>
@@ -2403,10 +2683,10 @@
     <w:name w:val="Normal"/>
     <w:qFormat/>
     <w:pPr>
-      <w:widowControl w:val="0"/>
-      <w:wordWrap w:val="0"/>
-      <w:autoSpaceDE w:val="0"/>
-      <w:autoSpaceDN w:val="0"/>
+      <w:autoSpaceDE w:val="off"/>
+      <w:autoSpaceDN w:val="off"/>
+      <w:widowControl w:val="off"/>
+      <w:wordWrap w:val="off"/>
     </w:pPr>
   </w:style>
   <w:style w:type="character" w:default="1" w:styleId="a0">
@@ -2438,8 +2718,8 @@
   </w:style>
   <w:style w:type="table" w:customStyle="1" w:styleId="1">
     <w:name w:val="표 구분선1"/>
+    <w:uiPriority w:val="39"/>
     <w:basedOn w:val="a1"/>
-    <w:uiPriority w:val="39"/>
     <w:pPr>
       <w:spacing w:after="0" w:line="240" w:lineRule="auto"/>
     </w:pPr>
@@ -2456,8 +2736,8 @@
   </w:style>
   <w:style w:type="paragraph" w:styleId="a3">
     <w:name w:val="List Paragraph"/>
+    <w:uiPriority w:val="34"/>
     <w:basedOn w:val="a"/>
-    <w:uiPriority w:val="34"/>
     <w:qFormat/>
     <w:pPr>
       <w:ind w:leftChars="400" w:left="800"/>
@@ -2465,58 +2745,58 @@
   </w:style>
   <w:style w:type="paragraph" w:styleId="a4">
     <w:name w:val="header"/>
+    <w:uiPriority w:val="99"/>
     <w:basedOn w:val="a"/>
     <w:link w:val="Char"/>
-    <w:uiPriority w:val="99"/>
     <w:unhideWhenUsed/>
     <w:pPr>
+      <w:snapToGrid w:val="0"/>
       <w:tabs>
         <w:tab w:val="center" w:pos="4513"/>
         <w:tab w:val="right" w:pos="9026"/>
       </w:tabs>
-      <w:snapToGrid w:val="0"/>
     </w:pPr>
   </w:style>
   <w:style w:type="character" w:customStyle="1" w:styleId="Char">
     <w:name w:val="머리글 Char"/>
+    <w:uiPriority w:val="99"/>
     <w:basedOn w:val="a0"/>
     <w:link w:val="a4"/>
-    <w:uiPriority w:val="99"/>
   </w:style>
   <w:style w:type="paragraph" w:styleId="a5">
     <w:name w:val="footer"/>
+    <w:uiPriority w:val="99"/>
     <w:basedOn w:val="a"/>
     <w:link w:val="Char0"/>
-    <w:uiPriority w:val="99"/>
     <w:unhideWhenUsed/>
     <w:pPr>
+      <w:snapToGrid w:val="0"/>
       <w:tabs>
         <w:tab w:val="center" w:pos="4513"/>
         <w:tab w:val="right" w:pos="9026"/>
       </w:tabs>
-      <w:snapToGrid w:val="0"/>
     </w:pPr>
   </w:style>
   <w:style w:type="character" w:customStyle="1" w:styleId="Char0">
     <w:name w:val="바닥글 Char"/>
+    <w:uiPriority w:val="99"/>
     <w:basedOn w:val="a0"/>
     <w:link w:val="a5"/>
-    <w:uiPriority w:val="99"/>
   </w:style>
   <w:style w:type="character" w:styleId="a6">
     <w:name w:val="Hyperlink"/>
+    <w:uiPriority w:val="99"/>
     <w:basedOn w:val="a0"/>
-    <w:uiPriority w:val="99"/>
     <w:unhideWhenUsed/>
     <w:rPr>
       <w:color w:val="0563C1"/>
-      <w:u w:val="single"/>
+      <w:u w:val="single" w:color="auto"/>
     </w:rPr>
   </w:style>
   <w:style w:type="character" w:customStyle="1" w:styleId="10">
     <w:name w:val="확인되지 않은 멘션1"/>
+    <w:uiPriority w:val="99"/>
     <w:basedOn w:val="a0"/>
-    <w:uiPriority w:val="99"/>
     <w:semiHidden/>
     <w:unhideWhenUsed/>
     <w:rPr>
@@ -2526,11 +2806,11 @@
   </w:style>
   <w:style w:type="paragraph" w:styleId="a7">
     <w:name w:val="caption"/>
+    <w:uiPriority w:val="35"/>
     <w:basedOn w:val="a"/>
     <w:next w:val="a"/>
-    <w:uiPriority w:val="35"/>
+    <w:qFormat/>
     <w:unhideWhenUsed/>
-    <w:qFormat/>
     <w:rPr>
       <w:b/>
       <w:bCs/>
